--- a/Collatio/14/3. Rúbrica/Rúbrica 14.docx
+++ b/Collatio/14/3. Rúbrica/Rúbrica 14.docx
@@ -1,24 +1,24 @@
 
 <file path=word/document.xml><?xml version="1.0" encoding="utf-8"?>
-<w:document xmlns:wpc="http://schemas.microsoft.com/office/word/2010/wordprocessingCanvas" xmlns:cx="http://schemas.microsoft.com/office/drawing/2014/chartex" xmlns:cx1="http://schemas.microsoft.com/office/drawing/2015/9/8/chartex" xmlns:cx2="http://schemas.microsoft.com/office/drawing/2015/10/21/chartex" xmlns:cx3="http://schemas.microsoft.com/office/drawing/2016/5/9/chartex" xmlns:cx4="http://schemas.microsoft.com/office/drawing/2016/5/10/chartex" xmlns:cx5="http://schemas.microsoft.com/office/drawing/2016/5/11/chartex" xmlns:cx6="http://schemas.microsoft.com/office/drawing/2016/5/12/chartex" xmlns:cx7="http://schemas.microsoft.com/office/drawing/2016/5/13/chartex" xmlns:cx8="http://schemas.microsoft.com/office/drawing/2016/5/14/chartex" xmlns:mc="http://schemas.openxmlformats.org/markup-compatibility/2006" xmlns:aink="http://schemas.microsoft.com/office/drawing/2016/ink" xmlns:am3d="http://schemas.microsoft.com/office/drawing/2017/model3d" xmlns:o="urn:schemas-microsoft-com:office:office" xmlns:oel="http://schemas.microsoft.com/office/2019/extlst" xmlns:r="http://schemas.openxmlformats.org/officeDocument/2006/relationships" xmlns:m="http://schemas.openxmlformats.org/officeDocument/2006/math" xmlns:v="urn:schemas-microsoft-com:vml" xmlns:wp14="http://schemas.microsoft.com/office/word/2010/wordprocessingDrawing" xmlns:wp="http://schemas.openxmlformats.org/drawingml/2006/wordprocessingDrawing" xmlns:w10="urn:schemas-microsoft-com:office:word" xmlns:w="http://schemas.openxmlformats.org/wordprocessingml/2006/main" xmlns:w14="http://schemas.microsoft.com/office/word/2010/wordml" xmlns:w15="http://schemas.microsoft.com/office/word/2012/wordml" xmlns:w16cex="http://schemas.microsoft.com/office/word/2018/wordml/cex" xmlns:w16cid="http://schemas.microsoft.com/office/word/2016/wordml/cid" xmlns:w16="http://schemas.microsoft.com/office/word/2018/wordml" xmlns:w16sdtdh="http://schemas.microsoft.com/office/word/2020/wordml/sdtdatahash" xmlns:w16se="http://schemas.microsoft.com/office/word/2015/wordml/symex" xmlns:wpg="http://schemas.microsoft.com/office/word/2010/wordprocessingGroup" xmlns:wpi="http://schemas.microsoft.com/office/word/2010/wordprocessingInk" xmlns:wne="http://schemas.microsoft.com/office/word/2006/wordml" xmlns:wps="http://schemas.microsoft.com/office/word/2010/wordprocessingShape" mc:Ignorable="w14 w15 w16se w16cid w16 w16cex w16sdtdh wp14">
+<w:document xmlns:wpc="http://schemas.microsoft.com/office/word/2010/wordprocessingCanvas" xmlns:cx="http://schemas.microsoft.com/office/drawing/2014/chartex" xmlns:cx1="http://schemas.microsoft.com/office/drawing/2015/9/8/chartex" xmlns:cx2="http://schemas.microsoft.com/office/drawing/2015/10/21/chartex" xmlns:cx3="http://schemas.microsoft.com/office/drawing/2016/5/9/chartex" xmlns:cx4="http://schemas.microsoft.com/office/drawing/2016/5/10/chartex" xmlns:cx5="http://schemas.microsoft.com/office/drawing/2016/5/11/chartex" xmlns:cx6="http://schemas.microsoft.com/office/drawing/2016/5/12/chartex" xmlns:cx7="http://schemas.microsoft.com/office/drawing/2016/5/13/chartex" xmlns:cx8="http://schemas.microsoft.com/office/drawing/2016/5/14/chartex" xmlns:mc="http://schemas.openxmlformats.org/markup-compatibility/2006" xmlns:aink="http://schemas.microsoft.com/office/drawing/2016/ink" xmlns:am3d="http://schemas.microsoft.com/office/drawing/2017/model3d" xmlns:o="urn:schemas-microsoft-com:office:office" xmlns:oel="http://schemas.microsoft.com/office/2019/extlst" xmlns:r="http://schemas.openxmlformats.org/officeDocument/2006/relationships" xmlns:m="http://schemas.openxmlformats.org/officeDocument/2006/math" xmlns:v="urn:schemas-microsoft-com:vml" xmlns:wp14="http://schemas.microsoft.com/office/word/2010/wordprocessingDrawing" xmlns:wp="http://schemas.openxmlformats.org/drawingml/2006/wordprocessingDrawing" xmlns:w10="urn:schemas-microsoft-com:office:word" xmlns:w="http://schemas.openxmlformats.org/wordprocessingml/2006/main" xmlns:w14="http://schemas.microsoft.com/office/word/2010/wordml" xmlns:w15="http://schemas.microsoft.com/office/word/2012/wordml" xmlns:w16cex="http://schemas.microsoft.com/office/word/2018/wordml/cex" xmlns:w16cid="http://schemas.microsoft.com/office/word/2016/wordml/cid" xmlns:w16="http://schemas.microsoft.com/office/word/2018/wordml" xmlns:w16du="http://schemas.microsoft.com/office/word/2023/wordml/word16du" xmlns:w16sdtdh="http://schemas.microsoft.com/office/word/2020/wordml/sdtdatahash" xmlns:w16sdtfl="http://schemas.microsoft.com/office/word/2024/wordml/sdtformatlock" xmlns:w16se="http://schemas.microsoft.com/office/word/2015/wordml/symex" xmlns:wpg="http://schemas.microsoft.com/office/word/2010/wordprocessingGroup" xmlns:wpi="http://schemas.microsoft.com/office/word/2010/wordprocessingInk" xmlns:wne="http://schemas.microsoft.com/office/word/2006/wordml" xmlns:wps="http://schemas.microsoft.com/office/word/2010/wordprocessingShape" mc:Ignorable="w14 w15 w16se w16cid w16 w16cex w16sdtdh w16sdtfl w16du wp14">
   <w:body>
     <w:p>
       <w:pPr>
         <w:rPr>
-          <w:rFonts w:ascii="Garamond" w:hAnsi="Garamond"/>
+          <w:rFonts w:ascii="Brill" w:hAnsi="Brill"/>
           <w:lang w:val="es-ES"/>
         </w:rPr>
       </w:pPr>
       <w:r>
         <w:rPr>
-          <w:rFonts w:ascii="Garamond" w:hAnsi="Garamond"/>
+          <w:rFonts w:ascii="Brill" w:hAnsi="Brill"/>
           <w:lang w:val="es-ES"/>
         </w:rPr>
         <w:t xml:space="preserve">Capítulo </w:t>
       </w:r>
       <w:r>
         <w:rPr>
-          <w:rFonts w:ascii="Garamond" w:hAnsi="Garamond"/>
+          <w:rFonts w:ascii="Brill" w:hAnsi="Brill"/>
           <w:smallCaps/>
           <w:lang w:val="es-ES"/>
         </w:rPr>
@@ -26,7 +26,7 @@
       </w:r>
       <w:r>
         <w:rPr>
-          <w:rFonts w:ascii="Garamond" w:hAnsi="Garamond"/>
+          <w:rFonts w:ascii="Brill" w:hAnsi="Brill"/>
           <w:lang w:val="es-ES"/>
         </w:rPr>
         <w:t>. Cuando Nuestro Señor morió en la cruz, ¿si fue esta muerte en la divinidad tan bien como en la humanidad?</w:t>
@@ -35,7 +35,7 @@
     <w:p>
       <w:pPr>
         <w:rPr>
-          <w:rFonts w:ascii="Garamond" w:hAnsi="Garamond"/>
+          <w:rFonts w:ascii="Brill" w:hAnsi="Brill"/>
           <w:lang w:val="es-ES"/>
         </w:rPr>
       </w:pPr>
@@ -43,57 +43,43 @@
     <w:p>
       <w:pPr>
         <w:rPr>
-          <w:rFonts w:ascii="Garamond" w:hAnsi="Garamond"/>
+          <w:rFonts w:ascii="Brill" w:hAnsi="Brill"/>
           <w:color w:val="FF0000"/>
         </w:rPr>
       </w:pPr>
       <w:r>
         <w:rPr>
-          <w:rFonts w:ascii="Garamond" w:hAnsi="Garamond"/>
+          <w:rFonts w:ascii="Brill" w:hAnsi="Brill"/>
           <w:lang w:val="es-ES"/>
         </w:rPr>
         <w:t>A: 19vb</w:t>
       </w:r>
       <w:r>
         <w:rPr>
-          <w:rFonts w:ascii="Garamond" w:hAnsi="Garamond"/>
-          <w:color w:val="FF0000"/>
-          <w:lang w:val="es-ES"/>
-        </w:rPr>
-        <w:t xml:space="preserve"> </w:t>
-      </w:r>
-      <w:r>
-        <w:rPr>
-          <w:rFonts w:ascii="Garamond" w:hAnsi="Garamond"/>
-          <w:color w:val="FF0000"/>
-        </w:rPr>
-        <w:t>Cap</w:t>
-      </w:r>
-      <w:r>
-        <w:rPr>
-          <w:rFonts w:ascii="Garamond" w:hAnsi="Garamond"/>
-          <w:color w:val="FF0000"/>
-        </w:rPr>
-        <w:t>í</w:t>
-      </w:r>
-      <w:r>
-        <w:rPr>
-          <w:rFonts w:ascii="Garamond" w:hAnsi="Garamond"/>
-          <w:color w:val="FF0000"/>
-        </w:rPr>
-        <w:t>tulo</w:t>
-      </w:r>
-      <w:r>
-        <w:rPr>
-          <w:rFonts w:ascii="Garamond" w:hAnsi="Garamond"/>
-          <w:color w:val="FF0000"/>
-          <w:lang w:val="es-ES"/>
-        </w:rPr>
-        <w:t xml:space="preserve"> </w:t>
-      </w:r>
-      <w:r>
-        <w:rPr>
-          <w:rFonts w:ascii="Garamond" w:hAnsi="Garamond"/>
+          <w:rFonts w:ascii="Brill" w:hAnsi="Brill"/>
+          <w:color w:val="FF0000"/>
+          <w:lang w:val="es-ES"/>
+        </w:rPr>
+        <w:t xml:space="preserve"> </w:t>
+      </w:r>
+      <w:r>
+        <w:rPr>
+          <w:rFonts w:ascii="Brill" w:hAnsi="Brill"/>
+          <w:color w:val="FF0000"/>
+        </w:rPr>
+        <w:t>Capítulo</w:t>
+      </w:r>
+      <w:r>
+        <w:rPr>
+          <w:rFonts w:ascii="Brill" w:hAnsi="Brill"/>
+          <w:color w:val="FF0000"/>
+          <w:lang w:val="es-ES"/>
+        </w:rPr>
+        <w:t xml:space="preserve"> </w:t>
+      </w:r>
+      <w:r>
+        <w:rPr>
+          <w:rFonts w:ascii="Brill" w:hAnsi="Brill"/>
           <w:smallCaps/>
           <w:color w:val="FF0000"/>
           <w:lang w:val="es-ES"/>
@@ -102,7 +88,7 @@
       </w:r>
       <w:r>
         <w:rPr>
-          <w:rFonts w:ascii="Garamond" w:hAnsi="Garamond"/>
+          <w:rFonts w:ascii="Brill" w:hAnsi="Brill"/>
           <w:color w:val="FF0000"/>
           <w:lang w:val="es-ES"/>
         </w:rPr>
@@ -110,15 +96,15 @@
       </w:r>
       <w:r>
         <w:rPr>
-          <w:rFonts w:ascii="Garamond" w:hAnsi="Garamond"/>
-          <w:color w:val="FF0000"/>
-          <w:lang w:val="es-ES"/>
-        </w:rPr>
-        <w:t xml:space="preserve"> </w:t>
-      </w:r>
-      <w:r>
-        <w:rPr>
-          <w:rFonts w:ascii="Garamond" w:hAnsi="Garamond"/>
+          <w:rFonts w:ascii="Brill" w:hAnsi="Brill"/>
+          <w:color w:val="FF0000"/>
+          <w:lang w:val="es-ES"/>
+        </w:rPr>
+        <w:t xml:space="preserve"> </w:t>
+      </w:r>
+      <w:r>
+        <w:rPr>
+          <w:rFonts w:ascii="Brill" w:hAnsi="Brill"/>
           <w:color w:val="FF0000"/>
           <w:lang w:val="es-ES"/>
         </w:rPr>
@@ -126,7 +112,7 @@
       </w:r>
       <w:r>
         <w:rPr>
-          <w:rFonts w:ascii="Garamond" w:hAnsi="Garamond"/>
+          <w:rFonts w:ascii="Brill" w:hAnsi="Brill"/>
           <w:color w:val="FF0000"/>
           <w:lang w:val="es-ES"/>
         </w:rPr>
@@ -134,7 +120,7 @@
       </w:r>
       <w:r>
         <w:rPr>
-          <w:rFonts w:ascii="Garamond" w:hAnsi="Garamond"/>
+          <w:rFonts w:ascii="Brill" w:hAnsi="Brill"/>
           <w:color w:val="FF0000"/>
           <w:lang w:val="es-ES"/>
         </w:rPr>
@@ -142,7 +128,7 @@
       </w:r>
       <w:r>
         <w:rPr>
-          <w:rFonts w:ascii="Garamond" w:hAnsi="Garamond"/>
+          <w:rFonts w:ascii="Brill" w:hAnsi="Brill"/>
           <w:color w:val="FF0000"/>
           <w:lang w:val="es-ES"/>
         </w:rPr>
@@ -150,7 +136,7 @@
       </w:r>
       <w:r>
         <w:rPr>
-          <w:rFonts w:ascii="Garamond" w:hAnsi="Garamond"/>
+          <w:rFonts w:ascii="Brill" w:hAnsi="Brill"/>
           <w:color w:val="FF0000"/>
           <w:lang w:val="es-ES"/>
         </w:rPr>
@@ -158,7 +144,7 @@
       </w:r>
       <w:r>
         <w:rPr>
-          <w:rFonts w:ascii="Garamond" w:hAnsi="Garamond"/>
+          <w:rFonts w:ascii="Brill" w:hAnsi="Brill"/>
           <w:color w:val="FF0000"/>
           <w:lang w:val="es-ES"/>
         </w:rPr>
@@ -166,7 +152,7 @@
       </w:r>
       <w:r>
         <w:rPr>
-          <w:rFonts w:ascii="Garamond" w:hAnsi="Garamond"/>
+          <w:rFonts w:ascii="Brill" w:hAnsi="Brill"/>
           <w:color w:val="FF0000"/>
           <w:lang w:val="es-ES"/>
         </w:rPr>
@@ -174,7 +160,7 @@
       </w:r>
       <w:r>
         <w:rPr>
-          <w:rFonts w:ascii="Garamond" w:hAnsi="Garamond"/>
+          <w:rFonts w:ascii="Brill" w:hAnsi="Brill"/>
           <w:color w:val="FF0000"/>
           <w:lang w:val="es-ES"/>
         </w:rPr>
@@ -182,7 +168,7 @@
       </w:r>
       <w:r>
         <w:rPr>
-          <w:rFonts w:ascii="Garamond" w:hAnsi="Garamond"/>
+          <w:rFonts w:ascii="Brill" w:hAnsi="Brill"/>
           <w:color w:val="FF0000"/>
           <w:lang w:val="es-ES"/>
         </w:rPr>
@@ -190,7 +176,7 @@
       </w:r>
       <w:r>
         <w:rPr>
-          <w:rFonts w:ascii="Garamond" w:hAnsi="Garamond"/>
+          <w:rFonts w:ascii="Brill" w:hAnsi="Brill"/>
           <w:color w:val="FF0000"/>
           <w:lang w:val="es-ES"/>
         </w:rPr>
@@ -198,7 +184,7 @@
       </w:r>
       <w:r>
         <w:rPr>
-          <w:rFonts w:ascii="Garamond" w:hAnsi="Garamond"/>
+          <w:rFonts w:ascii="Brill" w:hAnsi="Brill"/>
           <w:color w:val="FF0000"/>
           <w:lang w:val="es-ES"/>
         </w:rPr>
@@ -208,7 +194,7 @@
     <w:p>
       <w:pPr>
         <w:rPr>
-          <w:rFonts w:ascii="Garamond" w:eastAsia="Calibri" w:hAnsi="Garamond" w:cs="Times New Roman (Corps CS)"/>
+          <w:rFonts w:ascii="Brill" w:eastAsia="Calibri" w:hAnsi="Brill" w:cs="Times New Roman (Corps CS)"/>
           <w:color w:val="FF0000"/>
           <w:kern w:val="2"/>
           <w:lang w:val="es-ES"/>
@@ -217,25 +203,16 @@
       </w:pPr>
       <w:r>
         <w:rPr>
-          <w:rFonts w:ascii="Garamond" w:eastAsia="Calibri" w:hAnsi="Garamond" w:cs="Times New Roman (Corps CS)"/>
-          <w:kern w:val="2"/>
-          <w:lang w:val="es-ES"/>
-          <w14:ligatures w14:val="standardContextual"/>
-        </w:rPr>
-        <w:t xml:space="preserve">B: </w:t>
-      </w:r>
-      <w:r>
-        <w:rPr>
-          <w:rFonts w:ascii="Garamond" w:eastAsia="Calibri" w:hAnsi="Garamond" w:cs="Times New Roman (Corps CS)"/>
-          <w:kern w:val="2"/>
-          <w:lang w:val="es-ES"/>
-          <w14:ligatures w14:val="standardContextual"/>
-        </w:rPr>
-        <w:t xml:space="preserve">1ra </w:t>
-      </w:r>
-      <w:r>
-        <w:rPr>
-          <w:rFonts w:ascii="Garamond" w:eastAsia="Calibri" w:hAnsi="Garamond" w:cs="Times New Roman (Corps CS)"/>
+          <w:rFonts w:ascii="Brill" w:eastAsia="Calibri" w:hAnsi="Brill" w:cs="Times New Roman (Corps CS)"/>
+          <w:kern w:val="2"/>
+          <w:lang w:val="es-ES"/>
+          <w14:ligatures w14:val="standardContextual"/>
+        </w:rPr>
+        <w:t xml:space="preserve">B: 1ra </w:t>
+      </w:r>
+      <w:r>
+        <w:rPr>
+          <w:rFonts w:ascii="Brill" w:eastAsia="Calibri" w:hAnsi="Brill" w:cs="Times New Roman (Corps CS)"/>
           <w:color w:val="FF0000"/>
           <w:kern w:val="2"/>
           <w:lang w:val="es-ES"/>
@@ -245,7 +222,7 @@
       </w:r>
       <w:r>
         <w:rPr>
-          <w:rFonts w:ascii="Garamond" w:eastAsia="Calibri" w:hAnsi="Garamond" w:cs="Times New Roman (Corps CS)"/>
+          <w:rFonts w:ascii="Brill" w:eastAsia="Calibri" w:hAnsi="Brill" w:cs="Times New Roman (Corps CS)"/>
           <w:smallCaps/>
           <w:color w:val="FF0000"/>
           <w:kern w:val="2"/>
@@ -256,7 +233,7 @@
       </w:r>
       <w:r>
         <w:rPr>
-          <w:rFonts w:ascii="Garamond" w:eastAsia="Calibri" w:hAnsi="Garamond" w:cs="Times New Roman (Corps CS)"/>
+          <w:rFonts w:ascii="Brill" w:eastAsia="Calibri" w:hAnsi="Brill" w:cs="Times New Roman (Corps CS)"/>
           <w:color w:val="FF0000"/>
           <w:kern w:val="2"/>
           <w:lang w:val="es-ES"/>
@@ -266,7 +243,7 @@
       </w:r>
       <w:r>
         <w:rPr>
-          <w:rFonts w:ascii="Garamond" w:eastAsia="Calibri" w:hAnsi="Garamond" w:cs="Times New Roman (Corps CS)"/>
+          <w:rFonts w:ascii="Brill" w:eastAsia="Calibri" w:hAnsi="Brill" w:cs="Times New Roman (Corps CS)"/>
           <w:kern w:val="2"/>
           <w:lang w:val="es-ES"/>
           <w14:ligatures w14:val="standardContextual"/>
@@ -275,7 +252,7 @@
       </w:r>
       <w:r>
         <w:rPr>
-          <w:rFonts w:ascii="Garamond" w:eastAsia="Calibri" w:hAnsi="Garamond" w:cs="Times New Roman (Corps CS)"/>
+          <w:rFonts w:ascii="Brill" w:eastAsia="Calibri" w:hAnsi="Brill" w:cs="Times New Roman (Corps CS)"/>
           <w:color w:val="FF0000"/>
           <w:kern w:val="2"/>
           <w:lang w:val="es-ES"/>
@@ -287,7 +264,7 @@
     <w:p>
       <w:pPr>
         <w:rPr>
-          <w:rFonts w:ascii="Garamond" w:eastAsia="Calibri" w:hAnsi="Garamond" w:cs="Times New Roman (Corps CS)"/>
+          <w:rFonts w:ascii="Brill" w:eastAsia="Calibri" w:hAnsi="Brill" w:cs="Times New Roman (Corps CS)"/>
           <w:color w:val="FF0000"/>
           <w:kern w:val="2"/>
           <w:lang w:val="es-ES"/>
@@ -296,25 +273,16 @@
       </w:pPr>
       <w:r>
         <w:rPr>
-          <w:rFonts w:ascii="Garamond" w:eastAsia="Calibri" w:hAnsi="Garamond" w:cs="Times New Roman (Corps CS)"/>
-          <w:kern w:val="2"/>
-          <w:lang w:val="es-ES"/>
-          <w14:ligatures w14:val="standardContextual"/>
-        </w:rPr>
-        <w:t xml:space="preserve">B: </w:t>
-      </w:r>
-      <w:r>
-        <w:rPr>
-          <w:rFonts w:ascii="Garamond" w:eastAsia="Calibri" w:hAnsi="Garamond" w:cs="Times New Roman (Corps CS)"/>
-          <w:kern w:val="2"/>
-          <w:lang w:val="es-ES"/>
-          <w14:ligatures w14:val="standardContextual"/>
-        </w:rPr>
-        <w:t>15rb</w:t>
-      </w:r>
-      <w:r>
-        <w:rPr>
-          <w:rFonts w:ascii="Garamond" w:eastAsia="Calibri" w:hAnsi="Garamond" w:cs="Times New Roman (Corps CS)"/>
+          <w:rFonts w:ascii="Brill" w:eastAsia="Calibri" w:hAnsi="Brill" w:cs="Times New Roman (Corps CS)"/>
+          <w:kern w:val="2"/>
+          <w:lang w:val="es-ES"/>
+          <w14:ligatures w14:val="standardContextual"/>
+        </w:rPr>
+        <w:t>B: 15rb</w:t>
+      </w:r>
+      <w:r>
+        <w:rPr>
+          <w:rFonts w:ascii="Brill" w:eastAsia="Calibri" w:hAnsi="Brill" w:cs="Times New Roman (Corps CS)"/>
           <w:color w:val="FF0000"/>
           <w:kern w:val="2"/>
           <w:lang w:val="es-ES"/>
@@ -324,7 +292,7 @@
       </w:r>
       <w:r>
         <w:rPr>
-          <w:rFonts w:ascii="Garamond" w:eastAsia="Calibri" w:hAnsi="Garamond" w:cs="Times New Roman (Corps CS)"/>
+          <w:rFonts w:ascii="Brill" w:eastAsia="Calibri" w:hAnsi="Brill" w:cs="Times New Roman (Corps CS)"/>
           <w:smallCaps/>
           <w:color w:val="FF0000"/>
           <w:kern w:val="2"/>
@@ -335,7 +303,7 @@
       </w:r>
       <w:r>
         <w:rPr>
-          <w:rFonts w:ascii="Garamond" w:eastAsia="Calibri" w:hAnsi="Garamond" w:cs="Times New Roman (Corps CS)"/>
+          <w:rFonts w:ascii="Brill" w:eastAsia="Calibri" w:hAnsi="Brill" w:cs="Times New Roman (Corps CS)"/>
           <w:color w:val="FF0000"/>
           <w:kern w:val="2"/>
           <w:lang w:val="es-ES"/>
@@ -347,60 +315,33 @@
     <w:p>
       <w:pPr>
         <w:rPr>
-          <w:rFonts w:ascii="Garamond" w:hAnsi="Garamond"/>
+          <w:rFonts w:ascii="Brill" w:hAnsi="Brill"/>
           <w:lang w:val="es-ES"/>
         </w:rPr>
       </w:pPr>
       <w:r>
         <w:rPr>
-          <w:rFonts w:ascii="Garamond" w:hAnsi="Garamond"/>
+          <w:rFonts w:ascii="Brill" w:hAnsi="Brill"/>
           <w:lang w:val="es-ES"/>
         </w:rPr>
         <w:t xml:space="preserve">C: </w:t>
       </w:r>
       <w:r>
         <w:rPr>
-          <w:rFonts w:ascii="Garamond" w:hAnsi="Garamond"/>
-        </w:rPr>
-        <w:t>1v</w:t>
-      </w:r>
-      <w:r>
-        <w:rPr>
-          <w:rFonts w:ascii="Garamond" w:hAnsi="Garamond"/>
-        </w:rPr>
-        <w:t xml:space="preserve"> </w:t>
-      </w:r>
-      <w:r>
-        <w:rPr>
-          <w:rFonts w:ascii="Garamond" w:hAnsi="Garamond"/>
-          <w:color w:val="FF0000"/>
-        </w:rPr>
-        <w:t>Cap</w:t>
-      </w:r>
-      <w:r>
-        <w:rPr>
-          <w:rFonts w:ascii="Garamond" w:hAnsi="Garamond"/>
-          <w:color w:val="FF0000"/>
-        </w:rPr>
-        <w:t>í</w:t>
-      </w:r>
-      <w:r>
-        <w:rPr>
-          <w:rFonts w:ascii="Garamond" w:hAnsi="Garamond"/>
-          <w:color w:val="FF0000"/>
-        </w:rPr>
-        <w:t>tulo</w:t>
-      </w:r>
-      <w:r>
-        <w:rPr>
-          <w:rFonts w:ascii="Garamond" w:hAnsi="Garamond"/>
-          <w:color w:val="FF0000"/>
-        </w:rPr>
-        <w:t xml:space="preserve"> </w:t>
-      </w:r>
-      <w:r>
-        <w:rPr>
-          <w:rFonts w:ascii="Garamond" w:hAnsi="Garamond"/>
+          <w:rFonts w:ascii="Brill" w:hAnsi="Brill"/>
+        </w:rPr>
+        <w:t xml:space="preserve">1v </w:t>
+      </w:r>
+      <w:r>
+        <w:rPr>
+          <w:rFonts w:ascii="Brill" w:hAnsi="Brill"/>
+          <w:color w:val="FF0000"/>
+        </w:rPr>
+        <w:t xml:space="preserve">Capítulo </w:t>
+      </w:r>
+      <w:r>
+        <w:rPr>
+          <w:rFonts w:ascii="Brill" w:hAnsi="Brill"/>
           <w:smallCaps/>
           <w:color w:val="FF0000"/>
         </w:rPr>
@@ -408,83 +349,43 @@
       </w:r>
       <w:r>
         <w:rPr>
-          <w:rFonts w:ascii="Garamond" w:hAnsi="Garamond"/>
+          <w:rFonts w:ascii="Brill" w:hAnsi="Brill"/>
           <w:color w:val="FF0000"/>
         </w:rPr>
         <w:t xml:space="preserve">. </w:t>
       </w:r>
       <w:r>
         <w:rPr>
-          <w:rFonts w:ascii="Garamond" w:hAnsi="Garamond"/>
-          <w:color w:val="FF0000"/>
-          <w:lang w:val="es-ES"/>
-        </w:rPr>
-        <w:t>C</w:t>
-      </w:r>
-      <w:r>
-        <w:rPr>
-          <w:rFonts w:ascii="Garamond" w:hAnsi="Garamond"/>
-          <w:color w:val="FF0000"/>
-          <w:lang w:val="es-ES"/>
-        </w:rPr>
-        <w:t xml:space="preserve">uando </w:t>
-      </w:r>
-      <w:r>
-        <w:rPr>
-          <w:rFonts w:ascii="Garamond" w:hAnsi="Garamond"/>
-          <w:color w:val="FF0000"/>
-          <w:lang w:val="es-ES"/>
-        </w:rPr>
-        <w:t>N</w:t>
-      </w:r>
-      <w:r>
-        <w:rPr>
-          <w:rFonts w:ascii="Garamond" w:hAnsi="Garamond"/>
-          <w:color w:val="FF0000"/>
-          <w:lang w:val="es-ES"/>
-        </w:rPr>
-        <w:t xml:space="preserve">uestro </w:t>
-      </w:r>
-      <w:r>
-        <w:rPr>
-          <w:rFonts w:ascii="Garamond" w:hAnsi="Garamond"/>
-          <w:color w:val="FF0000"/>
-          <w:lang w:val="es-ES"/>
-        </w:rPr>
-        <w:t>S</w:t>
-      </w:r>
-      <w:r>
-        <w:rPr>
-          <w:rFonts w:ascii="Garamond" w:hAnsi="Garamond"/>
-          <w:color w:val="FF0000"/>
-          <w:lang w:val="es-ES"/>
-        </w:rPr>
-        <w:t xml:space="preserve">eñor </w:t>
-      </w:r>
-      <w:r>
-        <w:rPr>
-          <w:rFonts w:ascii="Garamond" w:hAnsi="Garamond"/>
+          <w:rFonts w:ascii="Brill" w:hAnsi="Brill"/>
+          <w:color w:val="FF0000"/>
+          <w:lang w:val="es-ES"/>
+        </w:rPr>
+        <w:t xml:space="preserve">Cuando Nuestro Señor </w:t>
+      </w:r>
+      <w:r>
+        <w:rPr>
+          <w:rFonts w:ascii="Brill" w:hAnsi="Brill"/>
           <w:color w:val="FF0000"/>
         </w:rPr>
         <w:t>muri</w:t>
       </w:r>
       <w:r>
         <w:rPr>
-          <w:rFonts w:ascii="Garamond" w:hAnsi="Garamond"/>
+          <w:rFonts w:ascii="Brill" w:hAnsi="Brill"/>
           <w:color w:val="FF0000"/>
         </w:rPr>
         <w:t>ó</w:t>
       </w:r>
       <w:r>
         <w:rPr>
-          <w:rFonts w:ascii="Garamond" w:hAnsi="Garamond"/>
+          <w:rFonts w:ascii="Brill" w:hAnsi="Brill"/>
           <w:color w:val="FF0000"/>
         </w:rPr>
         <w:t xml:space="preserve"> en la cruz</w:t>
       </w:r>
       <w:r>
         <w:rPr>
-          <w:rFonts w:ascii="Garamond" w:hAnsi="Garamond"/>
+          <w:rFonts w:ascii="Brill" w:hAnsi="Brill"/>
           <w:color w:val="FF0000"/>
           <w:lang w:val="es-ES"/>
         </w:rPr>
@@ -492,14 +393,14 @@
       </w:r>
       <w:r>
         <w:rPr>
-          <w:rFonts w:ascii="Garamond" w:hAnsi="Garamond"/>
-          <w:color w:val="FF0000"/>
-        </w:rPr>
-        <w:t xml:space="preserve"> </w:t>
-      </w:r>
-      <w:r>
-        <w:rPr>
-          <w:rFonts w:ascii="Garamond" w:hAnsi="Garamond"/>
+          <w:rFonts w:ascii="Brill" w:hAnsi="Brill"/>
+          <w:color w:val="FF0000"/>
+        </w:rPr>
+        <w:t xml:space="preserve"> </w:t>
+      </w:r>
+      <w:r>
+        <w:rPr>
+          <w:rFonts w:ascii="Brill" w:hAnsi="Brill"/>
           <w:color w:val="FF0000"/>
           <w:lang w:val="es-ES"/>
         </w:rPr>
@@ -507,29 +408,29 @@
       </w:r>
       <w:r>
         <w:rPr>
-          <w:rFonts w:ascii="Garamond" w:hAnsi="Garamond"/>
+          <w:rFonts w:ascii="Brill" w:hAnsi="Brill"/>
           <w:color w:val="FF0000"/>
         </w:rPr>
         <w:t>si fue esta muerte en la divinidat</w:t>
       </w:r>
       <w:r>
         <w:rPr>
-          <w:rFonts w:ascii="Garamond" w:hAnsi="Garamond"/>
-          <w:color w:val="FF0000"/>
-          <w:lang w:val="es-ES"/>
-        </w:rPr>
-        <w:t xml:space="preserve"> </w:t>
-      </w:r>
-      <w:r>
-        <w:rPr>
-          <w:rFonts w:ascii="Garamond" w:hAnsi="Garamond"/>
+          <w:rFonts w:ascii="Brill" w:hAnsi="Brill"/>
+          <w:color w:val="FF0000"/>
+          <w:lang w:val="es-ES"/>
+        </w:rPr>
+        <w:t xml:space="preserve"> </w:t>
+      </w:r>
+      <w:r>
+        <w:rPr>
+          <w:rFonts w:ascii="Brill" w:hAnsi="Brill"/>
           <w:color w:val="FF0000"/>
         </w:rPr>
         <w:t>tan bien como en la umanidad</w:t>
       </w:r>
       <w:r>
         <w:rPr>
-          <w:rFonts w:ascii="Garamond" w:hAnsi="Garamond"/>
+          <w:rFonts w:ascii="Brill" w:hAnsi="Brill"/>
           <w:color w:val="FF0000"/>
           <w:lang w:val="es-ES"/>
         </w:rPr>
@@ -539,61 +440,41 @@
     <w:p>
       <w:pPr>
         <w:rPr>
-          <w:rFonts w:ascii="Garamond" w:hAnsi="Garamond"/>
+          <w:rFonts w:ascii="Brill" w:hAnsi="Brill"/>
           <w:lang w:val="es-ES"/>
         </w:rPr>
       </w:pPr>
       <w:r>
         <w:rPr>
-          <w:rFonts w:ascii="Garamond" w:hAnsi="Garamond"/>
+          <w:rFonts w:ascii="Brill" w:hAnsi="Brill"/>
           <w:lang w:val="es-ES"/>
         </w:rPr>
         <w:t xml:space="preserve">C: </w:t>
       </w:r>
       <w:r>
         <w:rPr>
-          <w:rFonts w:ascii="Garamond" w:hAnsi="Garamond"/>
-        </w:rPr>
-        <w:t>34r</w:t>
-      </w:r>
-      <w:r>
-        <w:rPr>
-          <w:rFonts w:ascii="Garamond" w:hAnsi="Garamond"/>
-        </w:rPr>
-        <w:t xml:space="preserve"> </w:t>
-      </w:r>
-      <w:r>
-        <w:rPr>
-          <w:rFonts w:ascii="Garamond" w:hAnsi="Garamond"/>
-          <w:color w:val="FF0000"/>
-        </w:rPr>
-        <w:t>Cap</w:t>
-      </w:r>
-      <w:r>
-        <w:rPr>
-          <w:rFonts w:ascii="Garamond" w:hAnsi="Garamond"/>
-          <w:color w:val="FF0000"/>
-        </w:rPr>
-        <w:t>í</w:t>
-      </w:r>
-      <w:r>
-        <w:rPr>
-          <w:rFonts w:ascii="Garamond" w:hAnsi="Garamond"/>
-          <w:color w:val="FF0000"/>
-        </w:rPr>
-        <w:t>tulo</w:t>
-      </w:r>
-      <w:r>
-        <w:rPr>
-          <w:rFonts w:ascii="Garamond" w:hAnsi="Garamond"/>
-          <w:color w:val="FF0000"/>
-          <w:lang w:val="es-ES"/>
-        </w:rPr>
-        <w:t xml:space="preserve"> </w:t>
-      </w:r>
-      <w:r>
-        <w:rPr>
-          <w:rFonts w:ascii="Garamond" w:hAnsi="Garamond"/>
+          <w:rFonts w:ascii="Brill" w:hAnsi="Brill"/>
+        </w:rPr>
+        <w:t xml:space="preserve">34r </w:t>
+      </w:r>
+      <w:r>
+        <w:rPr>
+          <w:rFonts w:ascii="Brill" w:hAnsi="Brill"/>
+          <w:color w:val="FF0000"/>
+        </w:rPr>
+        <w:t>Capítulo</w:t>
+      </w:r>
+      <w:r>
+        <w:rPr>
+          <w:rFonts w:ascii="Brill" w:hAnsi="Brill"/>
+          <w:color w:val="FF0000"/>
+          <w:lang w:val="es-ES"/>
+        </w:rPr>
+        <w:t xml:space="preserve"> </w:t>
+      </w:r>
+      <w:r>
+        <w:rPr>
+          <w:rFonts w:ascii="Brill" w:hAnsi="Brill"/>
           <w:smallCaps/>
           <w:color w:val="FF0000"/>
         </w:rPr>
@@ -601,90 +482,36 @@
       </w:r>
       <w:r>
         <w:rPr>
-          <w:rFonts w:ascii="Garamond" w:hAnsi="Garamond"/>
+          <w:rFonts w:ascii="Brill" w:hAnsi="Brill"/>
           <w:color w:val="FF0000"/>
         </w:rPr>
         <w:t xml:space="preserve">. </w:t>
       </w:r>
       <w:r>
         <w:rPr>
-          <w:rFonts w:ascii="Garamond" w:hAnsi="Garamond"/>
-          <w:color w:val="FF0000"/>
-          <w:lang w:val="es-ES"/>
-        </w:rPr>
-        <w:t>C</w:t>
-      </w:r>
-      <w:r>
-        <w:rPr>
-          <w:rFonts w:ascii="Garamond" w:hAnsi="Garamond"/>
-          <w:color w:val="FF0000"/>
-          <w:lang w:val="es-ES"/>
-        </w:rPr>
-        <w:t xml:space="preserve">uando </w:t>
-      </w:r>
-      <w:r>
-        <w:rPr>
-          <w:rFonts w:ascii="Garamond" w:hAnsi="Garamond"/>
-          <w:color w:val="FF0000"/>
-          <w:lang w:val="es-ES"/>
-        </w:rPr>
-        <w:t>N</w:t>
-      </w:r>
-      <w:r>
-        <w:rPr>
-          <w:rFonts w:ascii="Garamond" w:hAnsi="Garamond"/>
-          <w:color w:val="FF0000"/>
-          <w:lang w:val="es-ES"/>
-        </w:rPr>
-        <w:t xml:space="preserve">uestro </w:t>
-      </w:r>
-      <w:r>
-        <w:rPr>
-          <w:rFonts w:ascii="Garamond" w:hAnsi="Garamond"/>
-          <w:color w:val="FF0000"/>
-          <w:lang w:val="es-ES"/>
-        </w:rPr>
-        <w:t>S</w:t>
-      </w:r>
-      <w:r>
-        <w:rPr>
-          <w:rFonts w:ascii="Garamond" w:hAnsi="Garamond"/>
-          <w:color w:val="FF0000"/>
-          <w:lang w:val="es-ES"/>
-        </w:rPr>
-        <w:t xml:space="preserve">eñor </w:t>
-      </w:r>
-      <w:r>
-        <w:rPr>
-          <w:rFonts w:ascii="Garamond" w:hAnsi="Garamond"/>
-          <w:color w:val="FF0000"/>
-        </w:rPr>
-        <w:t>muri</w:t>
-      </w:r>
-      <w:r>
-        <w:rPr>
-          <w:rFonts w:ascii="Garamond" w:hAnsi="Garamond"/>
-          <w:color w:val="FF0000"/>
-        </w:rPr>
-        <w:t>ó</w:t>
-      </w:r>
-      <w:r>
-        <w:rPr>
-          <w:rFonts w:ascii="Garamond" w:hAnsi="Garamond"/>
-          <w:color w:val="FF0000"/>
-        </w:rPr>
-        <w:t xml:space="preserve"> </w:t>
-      </w:r>
-      <w:r>
-        <w:rPr>
-          <w:rFonts w:ascii="Garamond" w:hAnsi="Garamond"/>
+          <w:rFonts w:ascii="Brill" w:hAnsi="Brill"/>
+          <w:color w:val="FF0000"/>
+          <w:lang w:val="es-ES"/>
+        </w:rPr>
+        <w:t xml:space="preserve">Cuando Nuestro Señor </w:t>
+      </w:r>
+      <w:r>
+        <w:rPr>
+          <w:rFonts w:ascii="Brill" w:hAnsi="Brill"/>
+          <w:color w:val="FF0000"/>
+        </w:rPr>
+        <w:t xml:space="preserve">murió </w:t>
+      </w:r>
+      <w:r>
+        <w:rPr>
+          <w:rFonts w:ascii="Brill" w:hAnsi="Brill"/>
           <w:color w:val="FF0000"/>
         </w:rPr>
         <w:t>en la cruz</w:t>
       </w:r>
       <w:r>
         <w:rPr>
-          <w:rFonts w:ascii="Garamond" w:hAnsi="Garamond"/>
+          <w:rFonts w:ascii="Brill" w:hAnsi="Brill"/>
           <w:color w:val="FF0000"/>
           <w:lang w:val="es-ES"/>
         </w:rPr>
@@ -692,14 +519,14 @@
       </w:r>
       <w:r>
         <w:rPr>
-          <w:rFonts w:ascii="Garamond" w:hAnsi="Garamond"/>
-          <w:color w:val="FF0000"/>
-        </w:rPr>
-        <w:t xml:space="preserve"> </w:t>
-      </w:r>
-      <w:r>
-        <w:rPr>
-          <w:rFonts w:ascii="Garamond" w:hAnsi="Garamond"/>
+          <w:rFonts w:ascii="Brill" w:hAnsi="Brill"/>
+          <w:color w:val="FF0000"/>
+        </w:rPr>
+        <w:t xml:space="preserve"> </w:t>
+      </w:r>
+      <w:r>
+        <w:rPr>
+          <w:rFonts w:ascii="Brill" w:hAnsi="Brill"/>
           <w:color w:val="FF0000"/>
           <w:lang w:val="es-ES"/>
         </w:rPr>
@@ -707,14 +534,14 @@
       </w:r>
       <w:r>
         <w:rPr>
-          <w:rFonts w:ascii="Garamond" w:hAnsi="Garamond"/>
+          <w:rFonts w:ascii="Brill" w:hAnsi="Brill"/>
           <w:color w:val="FF0000"/>
         </w:rPr>
         <w:t>si fue esta muerte en la divinidat tan bien como en la humanidat</w:t>
       </w:r>
       <w:r>
         <w:rPr>
-          <w:rFonts w:ascii="Garamond" w:hAnsi="Garamond"/>
+          <w:rFonts w:ascii="Brill" w:hAnsi="Brill"/>
           <w:color w:val="FF0000"/>
           <w:lang w:val="es-ES"/>
         </w:rPr>
@@ -724,69 +551,48 @@
     <w:p>
       <w:pPr>
         <w:rPr>
-          <w:rFonts w:ascii="Garamond" w:hAnsi="Garamond"/>
+          <w:rFonts w:ascii="Brill" w:hAnsi="Brill"/>
           <w:lang w:val="es-ES"/>
         </w:rPr>
       </w:pPr>
       <w:r>
         <w:rPr>
-          <w:rFonts w:ascii="Garamond" w:hAnsi="Garamond"/>
+          <w:rFonts w:ascii="Brill" w:hAnsi="Brill"/>
           <w:lang w:val="es-ES"/>
         </w:rPr>
         <w:t xml:space="preserve">D: </w:t>
       </w:r>
       <w:r>
         <w:rPr>
-          <w:rFonts w:ascii="Garamond" w:hAnsi="Garamond"/>
+          <w:rFonts w:ascii="Brill" w:hAnsi="Brill"/>
         </w:rPr>
         <w:t>117r</w:t>
       </w:r>
       <w:r>
         <w:rPr>
-          <w:rFonts w:ascii="Garamond" w:hAnsi="Garamond"/>
+          <w:rFonts w:ascii="Brill" w:hAnsi="Brill"/>
           <w:lang w:val="es-ES"/>
         </w:rPr>
         <w:t>b</w:t>
       </w:r>
       <w:r>
         <w:rPr>
-          <w:rFonts w:ascii="Garamond" w:hAnsi="Garamond"/>
-          <w:color w:val="FF0000"/>
-          <w:lang w:val="es-ES"/>
-        </w:rPr>
-        <w:t xml:space="preserve"> </w:t>
-      </w:r>
-      <w:r>
-        <w:rPr>
-          <w:rFonts w:ascii="Garamond" w:hAnsi="Garamond"/>
-          <w:color w:val="FF0000"/>
-        </w:rPr>
-        <w:t>Cap</w:t>
-      </w:r>
-      <w:r>
-        <w:rPr>
-          <w:rFonts w:ascii="Garamond" w:hAnsi="Garamond"/>
-          <w:color w:val="FF0000"/>
-        </w:rPr>
-        <w:t>í</w:t>
-      </w:r>
-      <w:r>
-        <w:rPr>
-          <w:rFonts w:ascii="Garamond" w:hAnsi="Garamond"/>
-          <w:color w:val="FF0000"/>
-        </w:rPr>
-        <w:t>tulo</w:t>
-      </w:r>
-      <w:r>
-        <w:rPr>
-          <w:rFonts w:ascii="Garamond" w:hAnsi="Garamond"/>
-          <w:color w:val="FF0000"/>
-        </w:rPr>
-        <w:t xml:space="preserve"> </w:t>
-      </w:r>
-      <w:r>
-        <w:rPr>
-          <w:rFonts w:ascii="Garamond" w:hAnsi="Garamond"/>
+          <w:rFonts w:ascii="Brill" w:hAnsi="Brill"/>
+          <w:color w:val="FF0000"/>
+          <w:lang w:val="es-ES"/>
+        </w:rPr>
+        <w:t xml:space="preserve"> </w:t>
+      </w:r>
+      <w:r>
+        <w:rPr>
+          <w:rFonts w:ascii="Brill" w:hAnsi="Brill"/>
+          <w:color w:val="FF0000"/>
+        </w:rPr>
+        <w:t xml:space="preserve">Capítulo </w:t>
+      </w:r>
+      <w:r>
+        <w:rPr>
+          <w:rFonts w:ascii="Brill" w:hAnsi="Brill"/>
           <w:smallCaps/>
           <w:color w:val="FF0000"/>
         </w:rPr>
@@ -794,7 +600,7 @@
       </w:r>
       <w:r>
         <w:rPr>
-          <w:rFonts w:ascii="Garamond" w:hAnsi="Garamond"/>
+          <w:rFonts w:ascii="Brill" w:hAnsi="Brill"/>
           <w:color w:val="FF0000"/>
           <w:lang w:val="es-ES"/>
         </w:rPr>
@@ -802,14 +608,14 @@
       </w:r>
       <w:r>
         <w:rPr>
-          <w:rFonts w:ascii="Garamond" w:hAnsi="Garamond"/>
-          <w:color w:val="FF0000"/>
-        </w:rPr>
-        <w:t xml:space="preserve"> </w:t>
-      </w:r>
-      <w:r>
-        <w:rPr>
-          <w:rFonts w:ascii="Garamond" w:hAnsi="Garamond"/>
+          <w:rFonts w:ascii="Brill" w:hAnsi="Brill"/>
+          <w:color w:val="FF0000"/>
+        </w:rPr>
+        <w:t xml:space="preserve"> </w:t>
+      </w:r>
+      <w:r>
+        <w:rPr>
+          <w:rFonts w:ascii="Brill" w:hAnsi="Brill"/>
           <w:color w:val="FF0000"/>
           <w:lang w:val="es-ES"/>
         </w:rPr>
@@ -817,14 +623,14 @@
       </w:r>
       <w:r>
         <w:rPr>
-          <w:rFonts w:ascii="Garamond" w:hAnsi="Garamond"/>
+          <w:rFonts w:ascii="Brill" w:hAnsi="Brill"/>
           <w:color w:val="FF0000"/>
         </w:rPr>
         <w:t xml:space="preserve">emanda que </w:t>
       </w:r>
       <w:r>
         <w:rPr>
-          <w:rFonts w:ascii="Garamond" w:hAnsi="Garamond"/>
+          <w:rFonts w:ascii="Brill" w:hAnsi="Brill"/>
           <w:color w:val="FF0000"/>
           <w:lang w:val="es-ES"/>
         </w:rPr>
@@ -832,81 +638,43 @@
       </w:r>
       <w:r>
         <w:rPr>
-          <w:rFonts w:ascii="Garamond" w:hAnsi="Garamond"/>
+          <w:rFonts w:ascii="Brill" w:hAnsi="Brill"/>
           <w:color w:val="FF0000"/>
         </w:rPr>
         <w:t xml:space="preserve">uando el </w:t>
       </w:r>
       <w:r>
         <w:rPr>
-          <w:rFonts w:ascii="Garamond" w:hAnsi="Garamond"/>
-          <w:color w:val="FF0000"/>
-          <w:lang w:val="es-ES"/>
-        </w:rPr>
-        <w:t>N</w:t>
-      </w:r>
-      <w:r>
-        <w:rPr>
-          <w:rFonts w:ascii="Garamond" w:hAnsi="Garamond"/>
-          <w:color w:val="FF0000"/>
-          <w:lang w:val="es-ES"/>
-        </w:rPr>
-        <w:t xml:space="preserve">uestro </w:t>
-      </w:r>
-      <w:r>
-        <w:rPr>
-          <w:rFonts w:ascii="Garamond" w:hAnsi="Garamond"/>
-          <w:color w:val="FF0000"/>
-          <w:lang w:val="es-ES"/>
-        </w:rPr>
-        <w:t>S</w:t>
-      </w:r>
-      <w:r>
-        <w:rPr>
-          <w:rFonts w:ascii="Garamond" w:hAnsi="Garamond"/>
-          <w:color w:val="FF0000"/>
-          <w:lang w:val="es-ES"/>
-        </w:rPr>
-        <w:t xml:space="preserve">eñor </w:t>
-      </w:r>
-      <w:r>
-        <w:rPr>
-          <w:rFonts w:ascii="Garamond" w:hAnsi="Garamond"/>
+          <w:rFonts w:ascii="Brill" w:hAnsi="Brill"/>
+          <w:color w:val="FF0000"/>
+          <w:lang w:val="es-ES"/>
+        </w:rPr>
+        <w:t xml:space="preserve">Nuestro Señor </w:t>
+      </w:r>
+      <w:r>
+        <w:rPr>
+          <w:rFonts w:ascii="Brill" w:hAnsi="Brill"/>
           <w:color w:val="FF0000"/>
         </w:rPr>
         <w:t xml:space="preserve">Jesucristo </w:t>
       </w:r>
       <w:r>
         <w:rPr>
-          <w:rFonts w:ascii="Garamond" w:hAnsi="Garamond"/>
-          <w:color w:val="FF0000"/>
-        </w:rPr>
-        <w:t>muri</w:t>
-      </w:r>
-      <w:r>
-        <w:rPr>
-          <w:rFonts w:ascii="Garamond" w:hAnsi="Garamond"/>
-          <w:color w:val="FF0000"/>
-        </w:rPr>
-        <w:t>ó</w:t>
-      </w:r>
-      <w:r>
-        <w:rPr>
-          <w:rFonts w:ascii="Garamond" w:hAnsi="Garamond"/>
-          <w:color w:val="FF0000"/>
-        </w:rPr>
-        <w:t xml:space="preserve"> </w:t>
-      </w:r>
-      <w:r>
-        <w:rPr>
-          <w:rFonts w:ascii="Garamond" w:hAnsi="Garamond"/>
+          <w:rFonts w:ascii="Brill" w:hAnsi="Brill"/>
+          <w:color w:val="FF0000"/>
+        </w:rPr>
+        <w:t xml:space="preserve">murió </w:t>
+      </w:r>
+      <w:r>
+        <w:rPr>
+          <w:rFonts w:ascii="Brill" w:hAnsi="Brill"/>
           <w:color w:val="FF0000"/>
         </w:rPr>
         <w:t>en la cruz</w:t>
       </w:r>
       <w:r>
         <w:rPr>
-          <w:rFonts w:ascii="Garamond" w:hAnsi="Garamond"/>
+          <w:rFonts w:ascii="Brill" w:hAnsi="Brill"/>
           <w:color w:val="FF0000"/>
           <w:lang w:val="es-ES"/>
         </w:rPr>
@@ -914,14 +682,14 @@
       </w:r>
       <w:r>
         <w:rPr>
-          <w:rFonts w:ascii="Garamond" w:hAnsi="Garamond"/>
-          <w:color w:val="FF0000"/>
-        </w:rPr>
-        <w:t xml:space="preserve"> </w:t>
-      </w:r>
-      <w:r>
-        <w:rPr>
-          <w:rFonts w:ascii="Garamond" w:hAnsi="Garamond"/>
+          <w:rFonts w:ascii="Brill" w:hAnsi="Brill"/>
+          <w:color w:val="FF0000"/>
+        </w:rPr>
+        <w:t xml:space="preserve"> </w:t>
+      </w:r>
+      <w:r>
+        <w:rPr>
+          <w:rFonts w:ascii="Brill" w:hAnsi="Brill"/>
           <w:color w:val="FF0000"/>
           <w:lang w:val="es-ES"/>
         </w:rPr>
@@ -929,14 +697,14 @@
       </w:r>
       <w:r>
         <w:rPr>
-          <w:rFonts w:ascii="Garamond" w:hAnsi="Garamond"/>
+          <w:rFonts w:ascii="Brill" w:hAnsi="Brill"/>
           <w:color w:val="FF0000"/>
         </w:rPr>
         <w:t>si esta muerte si fue tan bien en la divinidat como en la umanidat</w:t>
       </w:r>
       <w:r>
         <w:rPr>
-          <w:rFonts w:ascii="Garamond" w:hAnsi="Garamond"/>
+          <w:rFonts w:ascii="Brill" w:hAnsi="Brill"/>
           <w:color w:val="FF0000"/>
           <w:lang w:val="es-ES"/>
         </w:rPr>
@@ -946,55 +714,34 @@
     <w:p>
       <w:pPr>
         <w:rPr>
-          <w:rFonts w:ascii="Garamond" w:hAnsi="Garamond"/>
+          <w:rFonts w:ascii="Brill" w:hAnsi="Brill"/>
           <w:color w:val="FF0000"/>
           <w:lang w:val="es-ES"/>
         </w:rPr>
       </w:pPr>
       <w:r>
         <w:rPr>
-          <w:rFonts w:ascii="Garamond" w:hAnsi="Garamond"/>
+          <w:rFonts w:ascii="Brill" w:hAnsi="Brill"/>
         </w:rPr>
         <w:t>E: 62va</w:t>
       </w:r>
       <w:r>
         <w:rPr>
-          <w:rFonts w:ascii="Garamond" w:hAnsi="Garamond"/>
-          <w:color w:val="FF0000"/>
-        </w:rPr>
-        <w:t xml:space="preserve"> </w:t>
-      </w:r>
-      <w:r>
-        <w:rPr>
-          <w:rFonts w:ascii="Garamond" w:hAnsi="Garamond"/>
-          <w:color w:val="FF0000"/>
-        </w:rPr>
-        <w:t>Cap</w:t>
-      </w:r>
-      <w:r>
-        <w:rPr>
-          <w:rFonts w:ascii="Garamond" w:hAnsi="Garamond"/>
-          <w:color w:val="FF0000"/>
-        </w:rPr>
-        <w:t>í</w:t>
-      </w:r>
-      <w:r>
-        <w:rPr>
-          <w:rFonts w:ascii="Garamond" w:hAnsi="Garamond"/>
-          <w:color w:val="FF0000"/>
-        </w:rPr>
-        <w:t>tulo</w:t>
-      </w:r>
-      <w:r>
-        <w:rPr>
-          <w:rFonts w:ascii="Garamond" w:hAnsi="Garamond"/>
-          <w:color w:val="FF0000"/>
-        </w:rPr>
-        <w:t xml:space="preserve"> </w:t>
-      </w:r>
-      <w:r>
-        <w:rPr>
-          <w:rFonts w:ascii="Garamond" w:hAnsi="Garamond"/>
+          <w:rFonts w:ascii="Brill" w:hAnsi="Brill"/>
+          <w:color w:val="FF0000"/>
+        </w:rPr>
+        <w:t xml:space="preserve"> </w:t>
+      </w:r>
+      <w:r>
+        <w:rPr>
+          <w:rFonts w:ascii="Brill" w:hAnsi="Brill"/>
+          <w:color w:val="FF0000"/>
+        </w:rPr>
+        <w:t xml:space="preserve">Capítulo </w:t>
+      </w:r>
+      <w:r>
+        <w:rPr>
+          <w:rFonts w:ascii="Brill" w:hAnsi="Brill"/>
           <w:smallCaps/>
           <w:color w:val="FF0000"/>
         </w:rPr>
@@ -1002,83 +749,36 @@
       </w:r>
       <w:r>
         <w:rPr>
-          <w:rFonts w:ascii="Garamond" w:hAnsi="Garamond"/>
+          <w:rFonts w:ascii="Brill" w:hAnsi="Brill"/>
           <w:color w:val="FF0000"/>
         </w:rPr>
         <w:t xml:space="preserve">. </w:t>
       </w:r>
       <w:r>
         <w:rPr>
-          <w:rFonts w:ascii="Garamond" w:hAnsi="Garamond"/>
-          <w:color w:val="FF0000"/>
-          <w:lang w:val="es-ES"/>
-        </w:rPr>
-        <w:t>C</w:t>
-      </w:r>
-      <w:r>
-        <w:rPr>
-          <w:rFonts w:ascii="Garamond" w:hAnsi="Garamond"/>
-          <w:color w:val="FF0000"/>
-          <w:lang w:val="es-ES"/>
-        </w:rPr>
-        <w:t xml:space="preserve">uando </w:t>
-      </w:r>
-      <w:r>
-        <w:rPr>
-          <w:rFonts w:ascii="Garamond" w:hAnsi="Garamond"/>
-          <w:color w:val="FF0000"/>
-          <w:lang w:val="es-ES"/>
-        </w:rPr>
-        <w:t>el N</w:t>
-      </w:r>
-      <w:r>
-        <w:rPr>
-          <w:rFonts w:ascii="Garamond" w:hAnsi="Garamond"/>
-          <w:color w:val="FF0000"/>
-          <w:lang w:val="es-ES"/>
-        </w:rPr>
-        <w:t xml:space="preserve">uestro </w:t>
-      </w:r>
-      <w:r>
-        <w:rPr>
-          <w:rFonts w:ascii="Garamond" w:hAnsi="Garamond"/>
-          <w:color w:val="FF0000"/>
-          <w:lang w:val="es-ES"/>
-        </w:rPr>
-        <w:t>S</w:t>
-      </w:r>
-      <w:r>
-        <w:rPr>
-          <w:rFonts w:ascii="Garamond" w:hAnsi="Garamond"/>
-          <w:color w:val="FF0000"/>
-          <w:lang w:val="es-ES"/>
-        </w:rPr>
-        <w:t xml:space="preserve">eñor </w:t>
-      </w:r>
-      <w:r>
-        <w:rPr>
-          <w:rFonts w:ascii="Garamond" w:hAnsi="Garamond"/>
+          <w:rFonts w:ascii="Brill" w:hAnsi="Brill"/>
+          <w:color w:val="FF0000"/>
+          <w:lang w:val="es-ES"/>
+        </w:rPr>
+        <w:t xml:space="preserve">Cuando el Nuestro Señor </w:t>
+      </w:r>
+      <w:r>
+        <w:rPr>
+          <w:rFonts w:ascii="Brill" w:hAnsi="Brill"/>
           <w:color w:val="FF0000"/>
         </w:rPr>
         <w:t xml:space="preserve">en la cruz </w:t>
       </w:r>
       <w:r>
         <w:rPr>
-          <w:rFonts w:ascii="Garamond" w:hAnsi="Garamond"/>
-          <w:color w:val="FF0000"/>
-        </w:rPr>
-        <w:t>muri</w:t>
-      </w:r>
-      <w:r>
-        <w:rPr>
-          <w:rFonts w:ascii="Garamond" w:hAnsi="Garamond"/>
-          <w:color w:val="FF0000"/>
-        </w:rPr>
-        <w:t>ó</w:t>
-      </w:r>
-      <w:r>
-        <w:rPr>
-          <w:rFonts w:ascii="Garamond" w:hAnsi="Garamond"/>
+          <w:rFonts w:ascii="Brill" w:hAnsi="Brill"/>
+          <w:color w:val="FF0000"/>
+        </w:rPr>
+        <w:t>murió</w:t>
+      </w:r>
+      <w:r>
+        <w:rPr>
+          <w:rFonts w:ascii="Brill" w:hAnsi="Brill"/>
           <w:color w:val="FF0000"/>
           <w:lang w:val="es-ES"/>
         </w:rPr>
@@ -1086,14 +786,14 @@
       </w:r>
       <w:r>
         <w:rPr>
-          <w:rFonts w:ascii="Garamond" w:hAnsi="Garamond"/>
-          <w:color w:val="FF0000"/>
-        </w:rPr>
-        <w:t xml:space="preserve"> </w:t>
-      </w:r>
-      <w:r>
-        <w:rPr>
-          <w:rFonts w:ascii="Garamond" w:hAnsi="Garamond"/>
+          <w:rFonts w:ascii="Brill" w:hAnsi="Brill"/>
+          <w:color w:val="FF0000"/>
+        </w:rPr>
+        <w:t xml:space="preserve"> </w:t>
+      </w:r>
+      <w:r>
+        <w:rPr>
+          <w:rFonts w:ascii="Brill" w:hAnsi="Brill"/>
           <w:color w:val="FF0000"/>
           <w:lang w:val="es-ES"/>
         </w:rPr>
@@ -1101,14 +801,14 @@
       </w:r>
       <w:r>
         <w:rPr>
-          <w:rFonts w:ascii="Garamond" w:hAnsi="Garamond"/>
+          <w:rFonts w:ascii="Brill" w:hAnsi="Brill"/>
           <w:color w:val="FF0000"/>
         </w:rPr>
         <w:t>si fue tan bien la muerte en la dibinidad</w:t>
       </w:r>
       <w:r>
         <w:rPr>
-          <w:rFonts w:ascii="Garamond" w:hAnsi="Garamond"/>
+          <w:rFonts w:ascii="Brill" w:hAnsi="Brill"/>
           <w:color w:val="FF0000"/>
           <w:lang w:val="es-ES"/>
         </w:rPr>
@@ -1118,55 +818,34 @@
     <w:p>
       <w:pPr>
         <w:rPr>
-          <w:rFonts w:ascii="Garamond" w:hAnsi="Garamond"/>
+          <w:rFonts w:ascii="Brill" w:hAnsi="Brill"/>
           <w:color w:val="FF0000"/>
           <w:lang w:val="es-ES"/>
         </w:rPr>
       </w:pPr>
       <w:r>
         <w:rPr>
-          <w:rFonts w:ascii="Garamond" w:hAnsi="Garamond"/>
+          <w:rFonts w:ascii="Brill" w:hAnsi="Brill"/>
         </w:rPr>
         <w:t>E: 81v</w:t>
       </w:r>
       <w:r>
         <w:rPr>
-          <w:rFonts w:ascii="Garamond" w:hAnsi="Garamond"/>
-          <w:color w:val="FF0000"/>
-        </w:rPr>
-        <w:t xml:space="preserve"> </w:t>
-      </w:r>
-      <w:r>
-        <w:rPr>
-          <w:rFonts w:ascii="Garamond" w:hAnsi="Garamond"/>
-          <w:color w:val="FF0000"/>
-        </w:rPr>
-        <w:t>Cap</w:t>
-      </w:r>
-      <w:r>
-        <w:rPr>
-          <w:rFonts w:ascii="Garamond" w:hAnsi="Garamond"/>
-          <w:color w:val="FF0000"/>
-        </w:rPr>
-        <w:t>í</w:t>
-      </w:r>
-      <w:r>
-        <w:rPr>
-          <w:rFonts w:ascii="Garamond" w:hAnsi="Garamond"/>
-          <w:color w:val="FF0000"/>
-        </w:rPr>
-        <w:t>tulo</w:t>
-      </w:r>
-      <w:r>
-        <w:rPr>
-          <w:rFonts w:ascii="Garamond" w:hAnsi="Garamond"/>
-          <w:color w:val="FF0000"/>
-        </w:rPr>
-        <w:t xml:space="preserve"> </w:t>
-      </w:r>
-      <w:r>
-        <w:rPr>
-          <w:rFonts w:ascii="Garamond" w:hAnsi="Garamond"/>
+          <w:rFonts w:ascii="Brill" w:hAnsi="Brill"/>
+          <w:color w:val="FF0000"/>
+        </w:rPr>
+        <w:t xml:space="preserve"> </w:t>
+      </w:r>
+      <w:r>
+        <w:rPr>
+          <w:rFonts w:ascii="Brill" w:hAnsi="Brill"/>
+          <w:color w:val="FF0000"/>
+        </w:rPr>
+        <w:t xml:space="preserve">Capítulo </w:t>
+      </w:r>
+      <w:r>
+        <w:rPr>
+          <w:rFonts w:ascii="Brill" w:hAnsi="Brill"/>
           <w:smallCaps/>
           <w:color w:val="FF0000"/>
         </w:rPr>
@@ -1174,90 +853,36 @@
       </w:r>
       <w:r>
         <w:rPr>
-          <w:rFonts w:ascii="Garamond" w:hAnsi="Garamond"/>
+          <w:rFonts w:ascii="Brill" w:hAnsi="Brill"/>
           <w:color w:val="FF0000"/>
         </w:rPr>
         <w:t xml:space="preserve">. </w:t>
       </w:r>
       <w:r>
         <w:rPr>
-          <w:rFonts w:ascii="Garamond" w:hAnsi="Garamond"/>
-          <w:color w:val="FF0000"/>
-          <w:lang w:val="es-ES"/>
-        </w:rPr>
-        <w:t>C</w:t>
-      </w:r>
-      <w:r>
-        <w:rPr>
-          <w:rFonts w:ascii="Garamond" w:hAnsi="Garamond"/>
-          <w:color w:val="FF0000"/>
-          <w:lang w:val="es-ES"/>
-        </w:rPr>
-        <w:t xml:space="preserve">uando </w:t>
-      </w:r>
-      <w:r>
-        <w:rPr>
-          <w:rFonts w:ascii="Garamond" w:hAnsi="Garamond"/>
-          <w:color w:val="FF0000"/>
-          <w:lang w:val="es-ES"/>
-        </w:rPr>
-        <w:t>el N</w:t>
-      </w:r>
-      <w:r>
-        <w:rPr>
-          <w:rFonts w:ascii="Garamond" w:hAnsi="Garamond"/>
-          <w:color w:val="FF0000"/>
-          <w:lang w:val="es-ES"/>
-        </w:rPr>
-        <w:t xml:space="preserve">uestro </w:t>
-      </w:r>
-      <w:r>
-        <w:rPr>
-          <w:rFonts w:ascii="Garamond" w:hAnsi="Garamond"/>
-          <w:color w:val="FF0000"/>
-          <w:lang w:val="es-ES"/>
-        </w:rPr>
-        <w:t>S</w:t>
-      </w:r>
-      <w:r>
-        <w:rPr>
-          <w:rFonts w:ascii="Garamond" w:hAnsi="Garamond"/>
-          <w:color w:val="FF0000"/>
-          <w:lang w:val="es-ES"/>
-        </w:rPr>
-        <w:t xml:space="preserve">eñor </w:t>
-      </w:r>
-      <w:r>
-        <w:rPr>
-          <w:rFonts w:ascii="Garamond" w:hAnsi="Garamond"/>
-          <w:color w:val="FF0000"/>
-        </w:rPr>
-        <w:t>muri</w:t>
-      </w:r>
-      <w:r>
-        <w:rPr>
-          <w:rFonts w:ascii="Garamond" w:hAnsi="Garamond"/>
-          <w:color w:val="FF0000"/>
-        </w:rPr>
-        <w:t>ó</w:t>
-      </w:r>
-      <w:r>
-        <w:rPr>
-          <w:rFonts w:ascii="Garamond" w:hAnsi="Garamond"/>
-          <w:color w:val="FF0000"/>
-        </w:rPr>
-        <w:t xml:space="preserve"> </w:t>
-      </w:r>
-      <w:r>
-        <w:rPr>
-          <w:rFonts w:ascii="Garamond" w:hAnsi="Garamond"/>
+          <w:rFonts w:ascii="Brill" w:hAnsi="Brill"/>
+          <w:color w:val="FF0000"/>
+          <w:lang w:val="es-ES"/>
+        </w:rPr>
+        <w:t xml:space="preserve">Cuando el Nuestro Señor </w:t>
+      </w:r>
+      <w:r>
+        <w:rPr>
+          <w:rFonts w:ascii="Brill" w:hAnsi="Brill"/>
+          <w:color w:val="FF0000"/>
+        </w:rPr>
+        <w:t xml:space="preserve">murió </w:t>
+      </w:r>
+      <w:r>
+        <w:rPr>
+          <w:rFonts w:ascii="Brill" w:hAnsi="Brill"/>
           <w:color w:val="FF0000"/>
         </w:rPr>
         <w:t>estando en la cruz</w:t>
       </w:r>
       <w:r>
         <w:rPr>
-          <w:rFonts w:ascii="Garamond" w:hAnsi="Garamond"/>
+          <w:rFonts w:ascii="Brill" w:hAnsi="Brill"/>
           <w:color w:val="FF0000"/>
           <w:lang w:val="es-ES"/>
         </w:rPr>
@@ -1265,14 +890,14 @@
       </w:r>
       <w:r>
         <w:rPr>
-          <w:rFonts w:ascii="Garamond" w:hAnsi="Garamond"/>
-          <w:color w:val="FF0000"/>
-        </w:rPr>
-        <w:t xml:space="preserve"> </w:t>
-      </w:r>
-      <w:r>
-        <w:rPr>
-          <w:rFonts w:ascii="Garamond" w:hAnsi="Garamond"/>
+          <w:rFonts w:ascii="Brill" w:hAnsi="Brill"/>
+          <w:color w:val="FF0000"/>
+        </w:rPr>
+        <w:t xml:space="preserve"> </w:t>
+      </w:r>
+      <w:r>
+        <w:rPr>
+          <w:rFonts w:ascii="Brill" w:hAnsi="Brill"/>
           <w:color w:val="FF0000"/>
           <w:lang w:val="es-ES"/>
         </w:rPr>
@@ -1280,14 +905,14 @@
       </w:r>
       <w:r>
         <w:rPr>
-          <w:rFonts w:ascii="Garamond" w:hAnsi="Garamond"/>
+          <w:rFonts w:ascii="Brill" w:hAnsi="Brill"/>
           <w:color w:val="FF0000"/>
         </w:rPr>
         <w:t>si fue tan vien muerte en la dibinidad</w:t>
       </w:r>
       <w:r>
         <w:rPr>
-          <w:rFonts w:ascii="Garamond" w:hAnsi="Garamond"/>
+          <w:rFonts w:ascii="Brill" w:hAnsi="Brill"/>
           <w:color w:val="FF0000"/>
           <w:lang w:val="es-ES"/>
         </w:rPr>
@@ -1297,33 +922,33 @@
     <w:p>
       <w:pPr>
         <w:rPr>
-          <w:rFonts w:ascii="Garamond" w:hAnsi="Garamond"/>
+          <w:rFonts w:ascii="Brill" w:hAnsi="Brill"/>
         </w:rPr>
       </w:pPr>
       <w:r>
         <w:rPr>
-          <w:rFonts w:ascii="Garamond" w:hAnsi="Garamond"/>
+          <w:rFonts w:ascii="Brill" w:hAnsi="Brill"/>
           <w:lang w:val="es-ES"/>
         </w:rPr>
         <w:t xml:space="preserve">G: </w:t>
       </w:r>
       <w:r>
         <w:rPr>
-          <w:rFonts w:ascii="Garamond" w:hAnsi="Garamond"/>
+          <w:rFonts w:ascii="Brill" w:hAnsi="Brill"/>
         </w:rPr>
         <w:t>72v</w:t>
       </w:r>
       <w:r>
         <w:rPr>
-          <w:rFonts w:ascii="Garamond" w:hAnsi="Garamond"/>
-          <w:color w:val="FF0000"/>
-          <w:lang w:val="es-ES"/>
-        </w:rPr>
-        <w:t xml:space="preserve"> </w:t>
-      </w:r>
-      <w:r>
-        <w:rPr>
-          <w:rFonts w:ascii="Garamond" w:hAnsi="Garamond"/>
+          <w:rFonts w:ascii="Brill" w:hAnsi="Brill"/>
+          <w:color w:val="FF0000"/>
+          <w:lang w:val="es-ES"/>
+        </w:rPr>
+        <w:t xml:space="preserve"> </w:t>
+      </w:r>
+      <w:r>
+        <w:rPr>
+          <w:rFonts w:ascii="Brill" w:hAnsi="Brill"/>
           <w:color w:val="FF0000"/>
         </w:rPr>
         <w:t>Pregunta de la muerte</w:t>
@@ -1332,62 +957,41 @@
     <w:p>
       <w:pPr>
         <w:rPr>
-          <w:rFonts w:ascii="Garamond" w:hAnsi="Garamond"/>
+          <w:rFonts w:ascii="Brill" w:hAnsi="Brill"/>
           <w:color w:val="FF0000"/>
           <w:lang w:val="es-ES"/>
         </w:rPr>
       </w:pPr>
       <w:r>
         <w:rPr>
-          <w:rFonts w:ascii="Garamond" w:hAnsi="Garamond"/>
+          <w:rFonts w:ascii="Brill" w:hAnsi="Brill"/>
           <w:lang w:val="es-ES"/>
         </w:rPr>
         <w:t xml:space="preserve">H: </w:t>
       </w:r>
       <w:r>
         <w:rPr>
-          <w:rFonts w:ascii="Garamond" w:hAnsi="Garamond"/>
+          <w:rFonts w:ascii="Brill" w:hAnsi="Brill"/>
         </w:rPr>
         <w:t>20v</w:t>
       </w:r>
       <w:r>
         <w:rPr>
-          <w:rFonts w:ascii="Garamond" w:hAnsi="Garamond"/>
-          <w:color w:val="FF0000"/>
-        </w:rPr>
-        <w:t xml:space="preserve"> </w:t>
-      </w:r>
-      <w:r>
-        <w:rPr>
-          <w:rFonts w:ascii="Garamond" w:hAnsi="Garamond"/>
-          <w:color w:val="FF0000"/>
-        </w:rPr>
-        <w:t>Cap</w:t>
-      </w:r>
-      <w:r>
-        <w:rPr>
-          <w:rFonts w:ascii="Garamond" w:hAnsi="Garamond"/>
-          <w:color w:val="FF0000"/>
-        </w:rPr>
-        <w:t>í</w:t>
-      </w:r>
-      <w:r>
-        <w:rPr>
-          <w:rFonts w:ascii="Garamond" w:hAnsi="Garamond"/>
-          <w:color w:val="FF0000"/>
-        </w:rPr>
-        <w:t>tulo</w:t>
-      </w:r>
-      <w:r>
-        <w:rPr>
-          <w:rFonts w:ascii="Garamond" w:hAnsi="Garamond"/>
-          <w:color w:val="FF0000"/>
-        </w:rPr>
-        <w:t xml:space="preserve"> </w:t>
-      </w:r>
-      <w:r>
-        <w:rPr>
-          <w:rFonts w:ascii="Garamond" w:hAnsi="Garamond"/>
+          <w:rFonts w:ascii="Brill" w:hAnsi="Brill"/>
+          <w:color w:val="FF0000"/>
+        </w:rPr>
+        <w:t xml:space="preserve"> </w:t>
+      </w:r>
+      <w:r>
+        <w:rPr>
+          <w:rFonts w:ascii="Brill" w:hAnsi="Brill"/>
+          <w:color w:val="FF0000"/>
+        </w:rPr>
+        <w:t xml:space="preserve">Capítulo </w:t>
+      </w:r>
+      <w:r>
+        <w:rPr>
+          <w:rFonts w:ascii="Brill" w:hAnsi="Brill"/>
           <w:smallCaps/>
           <w:color w:val="FF0000"/>
         </w:rPr>
@@ -1395,7 +999,7 @@
       </w:r>
       <w:r>
         <w:rPr>
-          <w:rFonts w:ascii="Garamond" w:hAnsi="Garamond"/>
+          <w:rFonts w:ascii="Brill" w:hAnsi="Brill"/>
           <w:color w:val="FF0000"/>
           <w:lang w:val="es-ES"/>
         </w:rPr>
@@ -1403,14 +1007,14 @@
       </w:r>
       <w:r>
         <w:rPr>
-          <w:rFonts w:ascii="Garamond" w:hAnsi="Garamond"/>
-          <w:color w:val="FF0000"/>
-        </w:rPr>
-        <w:t xml:space="preserve"> </w:t>
-      </w:r>
-      <w:r>
-        <w:rPr>
-          <w:rFonts w:ascii="Garamond" w:hAnsi="Garamond"/>
+          <w:rFonts w:ascii="Brill" w:hAnsi="Brill"/>
+          <w:color w:val="FF0000"/>
+        </w:rPr>
+        <w:t xml:space="preserve"> </w:t>
+      </w:r>
+      <w:r>
+        <w:rPr>
+          <w:rFonts w:ascii="Brill" w:hAnsi="Brill"/>
           <w:color w:val="FF0000"/>
           <w:lang w:val="es-ES"/>
         </w:rPr>
@@ -1418,88 +1022,50 @@
       </w:r>
       <w:r>
         <w:rPr>
-          <w:rFonts w:ascii="Garamond" w:hAnsi="Garamond"/>
+          <w:rFonts w:ascii="Brill" w:hAnsi="Brill"/>
           <w:color w:val="FF0000"/>
         </w:rPr>
         <w:t xml:space="preserve">omo </w:t>
       </w:r>
       <w:r>
         <w:rPr>
-          <w:rFonts w:ascii="Garamond" w:hAnsi="Garamond"/>
-          <w:color w:val="FF0000"/>
-          <w:lang w:val="es-ES"/>
-        </w:rPr>
-        <w:t>N</w:t>
-      </w:r>
-      <w:r>
-        <w:rPr>
-          <w:rFonts w:ascii="Garamond" w:hAnsi="Garamond"/>
-          <w:color w:val="FF0000"/>
-          <w:lang w:val="es-ES"/>
-        </w:rPr>
-        <w:t xml:space="preserve">uestro </w:t>
-      </w:r>
-      <w:r>
-        <w:rPr>
-          <w:rFonts w:ascii="Garamond" w:hAnsi="Garamond"/>
-          <w:color w:val="FF0000"/>
-          <w:lang w:val="es-ES"/>
-        </w:rPr>
-        <w:t>S</w:t>
-      </w:r>
-      <w:r>
-        <w:rPr>
-          <w:rFonts w:ascii="Garamond" w:hAnsi="Garamond"/>
-          <w:color w:val="FF0000"/>
-          <w:lang w:val="es-ES"/>
-        </w:rPr>
-        <w:t xml:space="preserve">eñor </w:t>
-      </w:r>
-      <w:r>
-        <w:rPr>
-          <w:rFonts w:ascii="Garamond" w:hAnsi="Garamond"/>
-          <w:color w:val="FF0000"/>
-        </w:rPr>
-        <w:t>muri</w:t>
-      </w:r>
-      <w:r>
-        <w:rPr>
-          <w:rFonts w:ascii="Garamond" w:hAnsi="Garamond"/>
-          <w:color w:val="FF0000"/>
-        </w:rPr>
-        <w:t>ó</w:t>
-      </w:r>
-      <w:r>
-        <w:rPr>
-          <w:rFonts w:ascii="Garamond" w:hAnsi="Garamond"/>
-          <w:color w:val="FF0000"/>
-        </w:rPr>
-        <w:t xml:space="preserve"> </w:t>
-      </w:r>
-      <w:r>
-        <w:rPr>
-          <w:rFonts w:ascii="Garamond" w:hAnsi="Garamond"/>
+          <w:rFonts w:ascii="Brill" w:hAnsi="Brill"/>
+          <w:color w:val="FF0000"/>
+          <w:lang w:val="es-ES"/>
+        </w:rPr>
+        <w:t xml:space="preserve">Nuestro Señor </w:t>
+      </w:r>
+      <w:r>
+        <w:rPr>
+          <w:rFonts w:ascii="Brill" w:hAnsi="Brill"/>
+          <w:color w:val="FF0000"/>
+        </w:rPr>
+        <w:t xml:space="preserve">murió </w:t>
+      </w:r>
+      <w:r>
+        <w:rPr>
+          <w:rFonts w:ascii="Brill" w:hAnsi="Brill"/>
         </w:rPr>
         <w:t>21r</w:t>
       </w:r>
       <w:r>
         <w:rPr>
-          <w:rFonts w:ascii="Garamond" w:hAnsi="Garamond"/>
-          <w:color w:val="FF0000"/>
-          <w:lang w:val="es-ES"/>
-        </w:rPr>
-        <w:t xml:space="preserve"> </w:t>
-      </w:r>
-      <w:r>
-        <w:rPr>
-          <w:rFonts w:ascii="Garamond" w:hAnsi="Garamond"/>
+          <w:rFonts w:ascii="Brill" w:hAnsi="Brill"/>
+          <w:color w:val="FF0000"/>
+          <w:lang w:val="es-ES"/>
+        </w:rPr>
+        <w:t xml:space="preserve"> </w:t>
+      </w:r>
+      <w:r>
+        <w:rPr>
+          <w:rFonts w:ascii="Brill" w:hAnsi="Brill"/>
           <w:color w:val="FF0000"/>
         </w:rPr>
         <w:t>estando en la cruz</w:t>
       </w:r>
       <w:r>
         <w:rPr>
-          <w:rFonts w:ascii="Garamond" w:hAnsi="Garamond"/>
+          <w:rFonts w:ascii="Brill" w:hAnsi="Brill"/>
           <w:color w:val="FF0000"/>
           <w:lang w:val="es-ES"/>
         </w:rPr>
@@ -1507,14 +1073,14 @@
       </w:r>
       <w:r>
         <w:rPr>
-          <w:rFonts w:ascii="Garamond" w:hAnsi="Garamond"/>
+          <w:rFonts w:ascii="Brill" w:hAnsi="Brill"/>
           <w:color w:val="FF0000"/>
         </w:rPr>
         <w:t>si fue tan bien esta muerte en la humanidat como en la divinidat</w:t>
       </w:r>
       <w:r>
         <w:rPr>
-          <w:rFonts w:ascii="Garamond" w:hAnsi="Garamond"/>
+          <w:rFonts w:ascii="Brill" w:hAnsi="Brill"/>
           <w:color w:val="FF0000"/>
           <w:lang w:val="es-ES"/>
         </w:rPr>
@@ -1524,7 +1090,7 @@
     <w:p>
       <w:pPr>
         <w:rPr>
-          <w:rFonts w:ascii="Garamond" w:hAnsi="Garamond" w:cs="Times New Roman (Corps CS)"/>
+          <w:rFonts w:ascii="Brill" w:hAnsi="Brill" w:cs="Times New Roman (Corps CS)"/>
           <w:color w:val="FF0000"/>
           <w:kern w:val="2"/>
           <w14:ligatures w14:val="standardContextual"/>
@@ -1532,7 +1098,7 @@
       </w:pPr>
       <w:r>
         <w:rPr>
-          <w:rFonts w:ascii="Garamond" w:hAnsi="Garamond" w:cs="Times New Roman (Corps CS)"/>
+          <w:rFonts w:ascii="Brill" w:hAnsi="Brill" w:cs="Times New Roman (Corps CS)"/>
           <w:kern w:val="2"/>
           <w:lang w:val="es-ES"/>
           <w14:ligatures w14:val="standardContextual"/>
@@ -1541,17 +1107,17 @@
       </w:r>
       <w:r>
         <w:rPr>
-          <w:rFonts w:ascii="Garamond" w:hAnsi="Garamond" w:cs="Times New Roman (Corps CS)"/>
-          <w:color w:val="FF0000"/>
-          <w:kern w:val="2"/>
-          <w:lang w:val="es-ES"/>
-          <w14:ligatures w14:val="standardContextual"/>
-        </w:rPr>
-        <w:t xml:space="preserve"> </w:t>
-      </w:r>
-      <w:r>
-        <w:rPr>
-          <w:rFonts w:ascii="Garamond" w:hAnsi="Garamond" w:cs="Times New Roman (Corps CS)"/>
+          <w:rFonts w:ascii="Brill" w:hAnsi="Brill" w:cs="Times New Roman (Corps CS)"/>
+          <w:color w:val="FF0000"/>
+          <w:kern w:val="2"/>
+          <w:lang w:val="es-ES"/>
+          <w14:ligatures w14:val="standardContextual"/>
+        </w:rPr>
+        <w:t xml:space="preserve"> </w:t>
+      </w:r>
+      <w:r>
+        <w:rPr>
+          <w:rFonts w:ascii="Brill" w:hAnsi="Brill" w:cs="Times New Roman (Corps CS)"/>
           <w:color w:val="FF0000"/>
           <w:kern w:val="2"/>
           <w14:ligatures w14:val="standardContextual"/>
@@ -1560,7 +1126,7 @@
       </w:r>
       <w:r>
         <w:rPr>
-          <w:rFonts w:ascii="Garamond" w:hAnsi="Garamond" w:cs="Times New Roman (Corps CS)"/>
+          <w:rFonts w:ascii="Brill" w:hAnsi="Brill" w:cs="Times New Roman (Corps CS)"/>
           <w:color w:val="FF0000"/>
           <w:kern w:val="2"/>
           <w:lang w:val="es-ES"/>
@@ -1570,16 +1136,16 @@
       </w:r>
       <w:r>
         <w:rPr>
-          <w:rFonts w:ascii="Garamond" w:hAnsi="Garamond" w:cs="Times New Roman (Corps CS)"/>
-          <w:color w:val="FF0000"/>
-          <w:kern w:val="2"/>
-          <w14:ligatures w14:val="standardContextual"/>
-        </w:rPr>
-        <w:t xml:space="preserve"> </w:t>
-      </w:r>
-      <w:r>
-        <w:rPr>
-          <w:rFonts w:ascii="Garamond" w:hAnsi="Garamond" w:cs="Times New Roman (Corps CS)"/>
+          <w:rFonts w:ascii="Brill" w:hAnsi="Brill" w:cs="Times New Roman (Corps CS)"/>
+          <w:color w:val="FF0000"/>
+          <w:kern w:val="2"/>
+          <w14:ligatures w14:val="standardContextual"/>
+        </w:rPr>
+        <w:t xml:space="preserve"> </w:t>
+      </w:r>
+      <w:r>
+        <w:rPr>
+          <w:rFonts w:ascii="Brill" w:hAnsi="Brill" w:cs="Times New Roman (Corps CS)"/>
           <w:color w:val="FF0000"/>
           <w:kern w:val="2"/>
           <w:lang w:val="es-ES"/>
@@ -1589,7 +1155,7 @@
       </w:r>
       <w:r>
         <w:rPr>
-          <w:rFonts w:ascii="Garamond" w:hAnsi="Garamond" w:cs="Times New Roman (Corps CS)"/>
+          <w:rFonts w:ascii="Brill" w:hAnsi="Brill" w:cs="Times New Roman (Corps CS)"/>
           <w:color w:val="FF0000"/>
           <w:kern w:val="2"/>
           <w14:ligatures w14:val="standardContextual"/>
@@ -1598,7 +1164,7 @@
       </w:r>
       <w:r>
         <w:rPr>
-          <w:rFonts w:ascii="Garamond" w:hAnsi="Garamond" w:cs="Times New Roman (Corps CS)"/>
+          <w:rFonts w:ascii="Brill" w:hAnsi="Brill" w:cs="Times New Roman (Corps CS)"/>
           <w:color w:val="FF0000"/>
           <w:kern w:val="2"/>
           <w:lang w:val="es-ES"/>
@@ -1608,7 +1174,7 @@
       </w:r>
       <w:r>
         <w:rPr>
-          <w:rFonts w:ascii="Garamond" w:hAnsi="Garamond" w:cs="Times New Roman (Corps CS)"/>
+          <w:rFonts w:ascii="Brill" w:hAnsi="Brill" w:cs="Times New Roman (Corps CS)"/>
           <w:color w:val="FF0000"/>
           <w:kern w:val="2"/>
           <w14:ligatures w14:val="standardContextual"/>
@@ -1617,7 +1183,7 @@
       </w:r>
       <w:r>
         <w:rPr>
-          <w:rFonts w:ascii="Garamond" w:hAnsi="Garamond" w:cs="Times New Roman (Corps CS)"/>
+          <w:rFonts w:ascii="Brill" w:hAnsi="Brill" w:cs="Times New Roman (Corps CS)"/>
           <w:color w:val="FF0000"/>
           <w:kern w:val="2"/>
           <w:lang w:val="es-ES"/>
@@ -1627,7 +1193,7 @@
       </w:r>
       <w:r>
         <w:rPr>
-          <w:rFonts w:ascii="Garamond" w:hAnsi="Garamond" w:cs="Times New Roman (Corps CS)"/>
+          <w:rFonts w:ascii="Brill" w:hAnsi="Brill" w:cs="Times New Roman (Corps CS)"/>
           <w:color w:val="FF0000"/>
           <w:kern w:val="2"/>
           <w14:ligatures w14:val="standardContextual"/>
@@ -1636,7 +1202,7 @@
       </w:r>
       <w:r>
         <w:rPr>
-          <w:rFonts w:ascii="Garamond" w:hAnsi="Garamond" w:cs="Times New Roman (Corps CS)"/>
+          <w:rFonts w:ascii="Brill" w:hAnsi="Brill" w:cs="Times New Roman (Corps CS)"/>
           <w:color w:val="FF0000"/>
           <w:kern w:val="2"/>
           <w:lang w:val="es-ES"/>
@@ -1646,7 +1212,7 @@
       </w:r>
       <w:r>
         <w:rPr>
-          <w:rFonts w:ascii="Garamond" w:hAnsi="Garamond" w:cs="Times New Roman (Corps CS)"/>
+          <w:rFonts w:ascii="Brill" w:hAnsi="Brill" w:cs="Times New Roman (Corps CS)"/>
           <w:color w:val="FF0000"/>
           <w:kern w:val="2"/>
           <w14:ligatures w14:val="standardContextual"/>
@@ -1655,17 +1221,17 @@
       </w:r>
       <w:r>
         <w:rPr>
-          <w:rFonts w:ascii="Garamond" w:hAnsi="Garamond" w:cs="Times New Roman (Corps CS)"/>
-          <w:color w:val="FF0000"/>
-          <w:kern w:val="2"/>
-          <w:lang w:val="es-ES"/>
-          <w14:ligatures w14:val="standardContextual"/>
-        </w:rPr>
-        <w:t xml:space="preserve"> </w:t>
-      </w:r>
-      <w:r>
-        <w:rPr>
-          <w:rFonts w:ascii="Garamond" w:hAnsi="Garamond" w:cs="Times New Roman (Corps CS)"/>
+          <w:rFonts w:ascii="Brill" w:hAnsi="Brill" w:cs="Times New Roman (Corps CS)"/>
+          <w:color w:val="FF0000"/>
+          <w:kern w:val="2"/>
+          <w:lang w:val="es-ES"/>
+          <w14:ligatures w14:val="standardContextual"/>
+        </w:rPr>
+        <w:t xml:space="preserve"> </w:t>
+      </w:r>
+      <w:r>
+        <w:rPr>
+          <w:rFonts w:ascii="Brill" w:hAnsi="Brill" w:cs="Times New Roman (Corps CS)"/>
           <w:color w:val="FF0000"/>
           <w:kern w:val="2"/>
           <w14:ligatures w14:val="standardContextual"/>
@@ -1674,7 +1240,7 @@
       </w:r>
       <w:r>
         <w:rPr>
-          <w:rFonts w:ascii="Garamond" w:hAnsi="Garamond" w:cs="Times New Roman (Corps CS)"/>
+          <w:rFonts w:ascii="Brill" w:hAnsi="Brill" w:cs="Times New Roman (Corps CS)"/>
           <w:color w:val="FF0000"/>
           <w:kern w:val="2"/>
           <w:lang w:val="es-ES"/>
@@ -1684,7 +1250,7 @@
       </w:r>
       <w:r>
         <w:rPr>
-          <w:rFonts w:ascii="Garamond" w:hAnsi="Garamond" w:cs="Times New Roman (Corps CS)"/>
+          <w:rFonts w:ascii="Brill" w:hAnsi="Brill" w:cs="Times New Roman (Corps CS)"/>
           <w:color w:val="FF0000"/>
           <w:kern w:val="2"/>
           <w14:ligatures w14:val="standardContextual"/>
@@ -1693,17 +1259,17 @@
       </w:r>
       <w:r>
         <w:rPr>
-          <w:rFonts w:ascii="Garamond" w:hAnsi="Garamond" w:cs="Times New Roman (Corps CS)"/>
-          <w:color w:val="FF0000"/>
-          <w:kern w:val="2"/>
-          <w:lang w:val="es-ES"/>
-          <w14:ligatures w14:val="standardContextual"/>
-        </w:rPr>
-        <w:t xml:space="preserve"> </w:t>
-      </w:r>
-      <w:r>
-        <w:rPr>
-          <w:rFonts w:ascii="Garamond" w:hAnsi="Garamond" w:cs="Times New Roman (Corps CS)"/>
+          <w:rFonts w:ascii="Brill" w:hAnsi="Brill" w:cs="Times New Roman (Corps CS)"/>
+          <w:color w:val="FF0000"/>
+          <w:kern w:val="2"/>
+          <w:lang w:val="es-ES"/>
+          <w14:ligatures w14:val="standardContextual"/>
+        </w:rPr>
+        <w:t xml:space="preserve"> </w:t>
+      </w:r>
+      <w:r>
+        <w:rPr>
+          <w:rFonts w:ascii="Brill" w:hAnsi="Brill" w:cs="Times New Roman (Corps CS)"/>
           <w:color w:val="FF0000"/>
           <w:kern w:val="2"/>
           <w14:ligatures w14:val="standardContextual"/>
@@ -1714,7 +1280,7 @@
     <w:p>
       <w:pPr>
         <w:rPr>
-          <w:rFonts w:ascii="Garamond" w:hAnsi="Garamond" w:cs="Times New Roman (Corps CS)"/>
+          <w:rFonts w:ascii="Brill" w:hAnsi="Brill" w:cs="Times New Roman (Corps CS)"/>
           <w:color w:val="FF0000"/>
           <w:kern w:val="2"/>
           <w14:ligatures w14:val="standardContextual"/>
@@ -1722,7 +1288,7 @@
       </w:pPr>
       <w:r>
         <w:rPr>
-          <w:rFonts w:ascii="Garamond" w:hAnsi="Garamond" w:cs="Times New Roman (Corps CS)"/>
+          <w:rFonts w:ascii="Brill" w:hAnsi="Brill" w:cs="Times New Roman (Corps CS)"/>
           <w:kern w:val="2"/>
           <w:lang w:val="es-ES"/>
           <w14:ligatures w14:val="standardContextual"/>
@@ -1731,7 +1297,7 @@
       </w:r>
       <w:r>
         <w:rPr>
-          <w:rFonts w:ascii="Garamond" w:hAnsi="Garamond" w:cs="Times New Roman (Corps CS)"/>
+          <w:rFonts w:ascii="Brill" w:hAnsi="Brill" w:cs="Times New Roman (Corps CS)"/>
           <w:kern w:val="2"/>
           <w14:ligatures w14:val="standardContextual"/>
         </w:rPr>
@@ -1739,7 +1305,7 @@
       </w:r>
       <w:r>
         <w:rPr>
-          <w:rFonts w:ascii="Garamond" w:hAnsi="Garamond" w:cs="Times New Roman (Corps CS)"/>
+          <w:rFonts w:ascii="Brill" w:hAnsi="Brill" w:cs="Times New Roman (Corps CS)"/>
           <w:color w:val="FF0000"/>
           <w:kern w:val="2"/>
           <w14:ligatures w14:val="standardContextual"/>
@@ -1748,7 +1314,7 @@
       </w:r>
       <w:r>
         <w:rPr>
-          <w:rFonts w:ascii="Garamond" w:hAnsi="Garamond" w:cs="Times New Roman (Corps CS)"/>
+          <w:rFonts w:ascii="Brill" w:hAnsi="Brill" w:cs="Times New Roman (Corps CS)"/>
           <w:smallCaps/>
           <w:color w:val="FF0000"/>
           <w:kern w:val="2"/>
@@ -1758,7 +1324,7 @@
       </w:r>
       <w:r>
         <w:rPr>
-          <w:rFonts w:ascii="Garamond" w:hAnsi="Garamond" w:cs="Times New Roman (Corps CS)"/>
+          <w:rFonts w:ascii="Brill" w:hAnsi="Brill" w:cs="Times New Roman (Corps CS)"/>
           <w:color w:val="FF0000"/>
           <w:kern w:val="2"/>
           <w:lang w:val="es-ES"/>
@@ -1768,16 +1334,16 @@
       </w:r>
       <w:r>
         <w:rPr>
-          <w:rFonts w:ascii="Garamond" w:hAnsi="Garamond" w:cs="Times New Roman (Corps CS)"/>
-          <w:color w:val="FF0000"/>
-          <w:kern w:val="2"/>
-          <w14:ligatures w14:val="standardContextual"/>
-        </w:rPr>
-        <w:t xml:space="preserve"> </w:t>
-      </w:r>
-      <w:r>
-        <w:rPr>
-          <w:rFonts w:ascii="Garamond" w:hAnsi="Garamond" w:cs="Times New Roman (Corps CS)"/>
+          <w:rFonts w:ascii="Brill" w:hAnsi="Brill" w:cs="Times New Roman (Corps CS)"/>
+          <w:color w:val="FF0000"/>
+          <w:kern w:val="2"/>
+          <w14:ligatures w14:val="standardContextual"/>
+        </w:rPr>
+        <w:t xml:space="preserve"> </w:t>
+      </w:r>
+      <w:r>
+        <w:rPr>
+          <w:rFonts w:ascii="Brill" w:hAnsi="Brill" w:cs="Times New Roman (Corps CS)"/>
           <w:color w:val="FF0000"/>
           <w:kern w:val="2"/>
           <w:lang w:val="es-ES"/>
@@ -1787,7 +1353,7 @@
       </w:r>
       <w:r>
         <w:rPr>
-          <w:rFonts w:ascii="Garamond" w:hAnsi="Garamond" w:cs="Times New Roman (Corps CS)"/>
+          <w:rFonts w:ascii="Brill" w:hAnsi="Brill" w:cs="Times New Roman (Corps CS)"/>
           <w:color w:val="FF0000"/>
           <w:kern w:val="2"/>
           <w14:ligatures w14:val="standardContextual"/>
@@ -1796,7 +1362,7 @@
       </w:r>
       <w:r>
         <w:rPr>
-          <w:rFonts w:ascii="Garamond" w:hAnsi="Garamond" w:cs="Times New Roman (Corps CS)"/>
+          <w:rFonts w:ascii="Brill" w:hAnsi="Brill" w:cs="Times New Roman (Corps CS)"/>
           <w:color w:val="FF0000"/>
           <w:kern w:val="2"/>
           <w:lang w:val="es-ES"/>
@@ -1806,7 +1372,7 @@
       </w:r>
       <w:r>
         <w:rPr>
-          <w:rFonts w:ascii="Garamond" w:hAnsi="Garamond" w:cs="Times New Roman (Corps CS)"/>
+          <w:rFonts w:ascii="Brill" w:hAnsi="Brill" w:cs="Times New Roman (Corps CS)"/>
           <w:color w:val="FF0000"/>
           <w:kern w:val="2"/>
           <w14:ligatures w14:val="standardContextual"/>
@@ -1815,7 +1381,7 @@
       </w:r>
       <w:r>
         <w:rPr>
-          <w:rFonts w:ascii="Garamond" w:hAnsi="Garamond" w:cs="Times New Roman (Corps CS)"/>
+          <w:rFonts w:ascii="Brill" w:hAnsi="Brill" w:cs="Times New Roman (Corps CS)"/>
           <w:color w:val="FF0000"/>
           <w:kern w:val="2"/>
           <w:lang w:val="es-ES"/>
@@ -1825,7 +1391,7 @@
       </w:r>
       <w:r>
         <w:rPr>
-          <w:rFonts w:ascii="Garamond" w:hAnsi="Garamond" w:cs="Times New Roman (Corps CS)"/>
+          <w:rFonts w:ascii="Brill" w:hAnsi="Brill" w:cs="Times New Roman (Corps CS)"/>
           <w:color w:val="FF0000"/>
           <w:kern w:val="2"/>
           <w14:ligatures w14:val="standardContextual"/>
@@ -1834,7 +1400,7 @@
       </w:r>
       <w:r>
         <w:rPr>
-          <w:rFonts w:ascii="Garamond" w:hAnsi="Garamond" w:cs="Times New Roman (Corps CS)"/>
+          <w:rFonts w:ascii="Brill" w:hAnsi="Brill" w:cs="Times New Roman (Corps CS)"/>
           <w:color w:val="FF0000"/>
           <w:kern w:val="2"/>
           <w:lang w:val="es-ES"/>
@@ -1844,7 +1410,7 @@
       </w:r>
       <w:r>
         <w:rPr>
-          <w:rFonts w:ascii="Garamond" w:hAnsi="Garamond" w:cs="Times New Roman (Corps CS)"/>
+          <w:rFonts w:ascii="Brill" w:hAnsi="Brill" w:cs="Times New Roman (Corps CS)"/>
           <w:color w:val="FF0000"/>
           <w:kern w:val="2"/>
           <w14:ligatures w14:val="standardContextual"/>
@@ -1853,17 +1419,17 @@
       </w:r>
       <w:r>
         <w:rPr>
-          <w:rFonts w:ascii="Garamond" w:hAnsi="Garamond" w:cs="Times New Roman (Corps CS)"/>
-          <w:color w:val="FF0000"/>
-          <w:kern w:val="2"/>
-          <w:lang w:val="es-ES"/>
-          <w14:ligatures w14:val="standardContextual"/>
-        </w:rPr>
-        <w:t xml:space="preserve"> </w:t>
-      </w:r>
-      <w:r>
-        <w:rPr>
-          <w:rFonts w:ascii="Garamond" w:hAnsi="Garamond" w:cs="Times New Roman (Corps CS)"/>
+          <w:rFonts w:ascii="Brill" w:hAnsi="Brill" w:cs="Times New Roman (Corps CS)"/>
+          <w:color w:val="FF0000"/>
+          <w:kern w:val="2"/>
+          <w:lang w:val="es-ES"/>
+          <w14:ligatures w14:val="standardContextual"/>
+        </w:rPr>
+        <w:t xml:space="preserve"> </w:t>
+      </w:r>
+      <w:r>
+        <w:rPr>
+          <w:rFonts w:ascii="Brill" w:hAnsi="Brill" w:cs="Times New Roman (Corps CS)"/>
           <w:color w:val="FF0000"/>
           <w:kern w:val="2"/>
           <w14:ligatures w14:val="standardContextual"/>
@@ -1872,7 +1438,7 @@
       </w:r>
       <w:r>
         <w:rPr>
-          <w:rFonts w:ascii="Garamond" w:hAnsi="Garamond" w:cs="Times New Roman (Corps CS)"/>
+          <w:rFonts w:ascii="Brill" w:hAnsi="Brill" w:cs="Times New Roman (Corps CS)"/>
           <w:color w:val="FF0000"/>
           <w:kern w:val="2"/>
           <w:lang w:val="es-ES"/>
@@ -1882,7 +1448,7 @@
       </w:r>
       <w:r>
         <w:rPr>
-          <w:rFonts w:ascii="Garamond" w:hAnsi="Garamond" w:cs="Times New Roman (Corps CS)"/>
+          <w:rFonts w:ascii="Brill" w:hAnsi="Brill" w:cs="Times New Roman (Corps CS)"/>
           <w:color w:val="FF0000"/>
           <w:kern w:val="2"/>
           <w14:ligatures w14:val="standardContextual"/>
@@ -1901,7 +1467,7 @@
 </file>
 
 <file path=word/styles.xml><?xml version="1.0" encoding="utf-8"?>
-<w:styles xmlns:mc="http://schemas.openxmlformats.org/markup-compatibility/2006" xmlns:r="http://schemas.openxmlformats.org/officeDocument/2006/relationships" xmlns:w="http://schemas.openxmlformats.org/wordprocessingml/2006/main" xmlns:w14="http://schemas.microsoft.com/office/word/2010/wordml" xmlns:w15="http://schemas.microsoft.com/office/word/2012/wordml" xmlns:w16cex="http://schemas.microsoft.com/office/word/2018/wordml/cex" xmlns:w16cid="http://schemas.microsoft.com/office/word/2016/wordml/cid" xmlns:w16="http://schemas.microsoft.com/office/word/2018/wordml" xmlns:w16sdtdh="http://schemas.microsoft.com/office/word/2020/wordml/sdtdatahash" xmlns:w16se="http://schemas.microsoft.com/office/word/2015/wordml/symex" mc:Ignorable="w14 w15 w16se w16cid w16 w16cex w16sdtdh">
+<w:styles xmlns:mc="http://schemas.openxmlformats.org/markup-compatibility/2006" xmlns:r="http://schemas.openxmlformats.org/officeDocument/2006/relationships" xmlns:w="http://schemas.openxmlformats.org/wordprocessingml/2006/main" xmlns:w14="http://schemas.microsoft.com/office/word/2010/wordml" xmlns:w15="http://schemas.microsoft.com/office/word/2012/wordml" xmlns:w16cex="http://schemas.microsoft.com/office/word/2018/wordml/cex" xmlns:w16cid="http://schemas.microsoft.com/office/word/2016/wordml/cid" xmlns:w16="http://schemas.microsoft.com/office/word/2018/wordml" xmlns:w16du="http://schemas.microsoft.com/office/word/2023/wordml/word16du" xmlns:w16sdtdh="http://schemas.microsoft.com/office/word/2020/wordml/sdtdatahash" xmlns:w16sdtfl="http://schemas.microsoft.com/office/word/2024/wordml/sdtformatlock" xmlns:w16se="http://schemas.microsoft.com/office/word/2015/wordml/symex" mc:Ignorable="w14 w15 w16se w16cid w16 w16cex w16sdtdh w16sdtfl w16du">
   <w:docDefaults>
     <w:rPrDefault>
       <w:rPr>
